--- a/paper/Response_to_Reviewers_BanglaFinGPT_v2.docx
+++ b/paper/Response_to_Reviewers_BanglaFinGPT_v2.docx
@@ -1811,7 +1811,7 @@
           <w:sz w:val="22"/>
           <w:szCs w:val="22"/>
         </w:rPr>
-        <w:t xml:space="preserve"> The corpus is deliberately scoped to NBR primary sources, because the system answers from authoritative text rather than secondary commentary, and grounding requires a citable source. We agree this limits external validity and now state it in the Limitations section rather than leaving it implicit. Because benchmark questions are also cleaner than what users type, we added a robustness check in which the same test questions are perturbed in ways real users produce (500 test questions):</w:t>
+        <w:t xml:space="preserve"> The corpus is deliberately scoped to NBR primary sources, because the system answers from authoritative text rather than secondary commentary, and grounding requires a citable source. We agree this limits external validity and now state it in the Limitations section rather than leaving it implicit. Because benchmark questions are also cleaner than what users type, we added a robustness check in which the same test questions are perturbed in ways real users produce (all 2,036 test questions, so the figure does not depend on a sample):</w:t>
       </w:r>
     </w:p>
     <w:tbl>
@@ -1912,7 +1912,7 @@
                 <w:sz w:val="20"/>
                 <w:szCs w:val="20"/>
               </w:rPr>
-              <w:t xml:space="preserve">change</w:t>
+              <w:t xml:space="preserve">Change</w:t>
             </w:r>
           </w:p>
         </w:tc>
@@ -1969,7 +1969,7 @@
                 <w:sz w:val="20"/>
                 <w:szCs w:val="20"/>
               </w:rPr>
-              <w:t xml:space="preserve">0.768</w:t>
+              <w:t xml:space="preserve">0.756</w:t>
             </w:r>
           </w:p>
         </w:tc>
@@ -2052,7 +2052,7 @@
                 <w:sz w:val="20"/>
                 <w:szCs w:val="20"/>
               </w:rPr>
-              <w:t xml:space="preserve">0.768</w:t>
+              <w:t xml:space="preserve">0.756</w:t>
             </w:r>
           </w:p>
         </w:tc>
@@ -2135,7 +2135,7 @@
                 <w:sz w:val="20"/>
                 <w:szCs w:val="20"/>
               </w:rPr>
-              <w:t xml:space="preserve">0.768</w:t>
+              <w:t xml:space="preserve">0.756</w:t>
             </w:r>
           </w:p>
         </w:tc>
@@ -2192,59 +2192,59 @@
                 <w:sz w:val="20"/>
                 <w:szCs w:val="20"/>
               </w:rPr>
-              <w:t xml:space="preserve">one character dropped from a word (typo)</w:t>
-            </w:r>
-          </w:p>
-        </w:tc>
-        <w:tc>
-          <w:tcPr>
-            <w:tcW w:type="dxa" w:w="3120"/>
-            <w:tcMar>
-              <w:top w:type="dxa" w:w="60"/>
-              <w:left w:type="dxa" w:w="90"/>
-              <w:bottom w:type="dxa" w:w="60"/>
-              <w:right w:type="dxa" w:w="90"/>
-            </w:tcMar>
-          </w:tcPr>
-          <w:p>
-            <w:pPr>
-              <w:spacing w:after="0" w:line="240"/>
-            </w:pPr>
-            <w:r>
-              <w:rPr>
-                <w:rFonts w:ascii="Times New Roman" w:cs="Times New Roman" w:eastAsia="Times New Roman" w:hAnsi="Times New Roman"/>
-                <w:b w:val="false"/>
-                <w:bCs w:val="false"/>
-                <w:sz w:val="20"/>
-                <w:szCs w:val="20"/>
-              </w:rPr>
-              <w:t xml:space="preserve">0.742</w:t>
-            </w:r>
-          </w:p>
-        </w:tc>
-        <w:tc>
-          <w:tcPr>
-            <w:tcW w:type="dxa" w:w="3120"/>
-            <w:tcMar>
-              <w:top w:type="dxa" w:w="60"/>
-              <w:left w:type="dxa" w:w="90"/>
-              <w:bottom w:type="dxa" w:w="60"/>
-              <w:right w:type="dxa" w:w="90"/>
-            </w:tcMar>
-          </w:tcPr>
-          <w:p>
-            <w:pPr>
-              <w:spacing w:after="0" w:line="240"/>
-            </w:pPr>
-            <w:r>
-              <w:rPr>
-                <w:rFonts w:ascii="Times New Roman" w:cs="Times New Roman" w:eastAsia="Times New Roman" w:hAnsi="Times New Roman"/>
-                <w:b w:val="false"/>
-                <w:bCs w:val="false"/>
-                <w:sz w:val="20"/>
-                <w:szCs w:val="20"/>
-              </w:rPr>
-              <w:t xml:space="preserve">−3.4%</w:t>
+              <w:t xml:space="preserve">politeness prefix added</w:t>
+            </w:r>
+          </w:p>
+        </w:tc>
+        <w:tc>
+          <w:tcPr>
+            <w:tcW w:type="dxa" w:w="3120"/>
+            <w:tcMar>
+              <w:top w:type="dxa" w:w="60"/>
+              <w:left w:type="dxa" w:w="90"/>
+              <w:bottom w:type="dxa" w:w="60"/>
+              <w:right w:type="dxa" w:w="90"/>
+            </w:tcMar>
+          </w:tcPr>
+          <w:p>
+            <w:pPr>
+              <w:spacing w:after="0" w:line="240"/>
+            </w:pPr>
+            <w:r>
+              <w:rPr>
+                <w:rFonts w:ascii="Times New Roman" w:cs="Times New Roman" w:eastAsia="Times New Roman" w:hAnsi="Times New Roman"/>
+                <w:b w:val="false"/>
+                <w:bCs w:val="false"/>
+                <w:sz w:val="20"/>
+                <w:szCs w:val="20"/>
+              </w:rPr>
+              <w:t xml:space="preserve">0.723</w:t>
+            </w:r>
+          </w:p>
+        </w:tc>
+        <w:tc>
+          <w:tcPr>
+            <w:tcW w:type="dxa" w:w="3120"/>
+            <w:tcMar>
+              <w:top w:type="dxa" w:w="60"/>
+              <w:left w:type="dxa" w:w="90"/>
+              <w:bottom w:type="dxa" w:w="60"/>
+              <w:right w:type="dxa" w:w="90"/>
+            </w:tcMar>
+          </w:tcPr>
+          <w:p>
+            <w:pPr>
+              <w:spacing w:after="0" w:line="240"/>
+            </w:pPr>
+            <w:r>
+              <w:rPr>
+                <w:rFonts w:ascii="Times New Roman" w:cs="Times New Roman" w:eastAsia="Times New Roman" w:hAnsi="Times New Roman"/>
+                <w:b w:val="false"/>
+                <w:bCs w:val="false"/>
+                <w:sz w:val="20"/>
+                <w:szCs w:val="20"/>
+              </w:rPr>
+              <w:t xml:space="preserve">−4.4%</w:t>
             </w:r>
           </w:p>
         </w:tc>
@@ -2275,59 +2275,59 @@
                 <w:sz w:val="20"/>
                 <w:szCs w:val="20"/>
               </w:rPr>
-              <w:t xml:space="preserve">politeness prefix added</w:t>
-            </w:r>
-          </w:p>
-        </w:tc>
-        <w:tc>
-          <w:tcPr>
-            <w:tcW w:type="dxa" w:w="3120"/>
-            <w:tcMar>
-              <w:top w:type="dxa" w:w="60"/>
-              <w:left w:type="dxa" w:w="90"/>
-              <w:bottom w:type="dxa" w:w="60"/>
-              <w:right w:type="dxa" w:w="90"/>
-            </w:tcMar>
-          </w:tcPr>
-          <w:p>
-            <w:pPr>
-              <w:spacing w:after="0" w:line="240"/>
-            </w:pPr>
-            <w:r>
-              <w:rPr>
-                <w:rFonts w:ascii="Times New Roman" w:cs="Times New Roman" w:eastAsia="Times New Roman" w:hAnsi="Times New Roman"/>
-                <w:b w:val="false"/>
-                <w:bCs w:val="false"/>
-                <w:sz w:val="20"/>
-                <w:szCs w:val="20"/>
-              </w:rPr>
-              <w:t xml:space="preserve">0.740</w:t>
-            </w:r>
-          </w:p>
-        </w:tc>
-        <w:tc>
-          <w:tcPr>
-            <w:tcW w:type="dxa" w:w="3120"/>
-            <w:tcMar>
-              <w:top w:type="dxa" w:w="60"/>
-              <w:left w:type="dxa" w:w="90"/>
-              <w:bottom w:type="dxa" w:w="60"/>
-              <w:right w:type="dxa" w:w="90"/>
-            </w:tcMar>
-          </w:tcPr>
-          <w:p>
-            <w:pPr>
-              <w:spacing w:after="0" w:line="240"/>
-            </w:pPr>
-            <w:r>
-              <w:rPr>
-                <w:rFonts w:ascii="Times New Roman" w:cs="Times New Roman" w:eastAsia="Times New Roman" w:hAnsi="Times New Roman"/>
-                <w:b w:val="false"/>
-                <w:bCs w:val="false"/>
-                <w:sz w:val="20"/>
-                <w:szCs w:val="20"/>
-              </w:rPr>
-              <w:t xml:space="preserve">−3.6%</w:t>
+              <w:t xml:space="preserve">one character dropped from a word (typo)</w:t>
+            </w:r>
+          </w:p>
+        </w:tc>
+        <w:tc>
+          <w:tcPr>
+            <w:tcW w:type="dxa" w:w="3120"/>
+            <w:tcMar>
+              <w:top w:type="dxa" w:w="60"/>
+              <w:left w:type="dxa" w:w="90"/>
+              <w:bottom w:type="dxa" w:w="60"/>
+              <w:right w:type="dxa" w:w="90"/>
+            </w:tcMar>
+          </w:tcPr>
+          <w:p>
+            <w:pPr>
+              <w:spacing w:after="0" w:line="240"/>
+            </w:pPr>
+            <w:r>
+              <w:rPr>
+                <w:rFonts w:ascii="Times New Roman" w:cs="Times New Roman" w:eastAsia="Times New Roman" w:hAnsi="Times New Roman"/>
+                <w:b w:val="false"/>
+                <w:bCs w:val="false"/>
+                <w:sz w:val="20"/>
+                <w:szCs w:val="20"/>
+              </w:rPr>
+              <w:t xml:space="preserve">0.705</w:t>
+            </w:r>
+          </w:p>
+        </w:tc>
+        <w:tc>
+          <w:tcPr>
+            <w:tcW w:type="dxa" w:w="3120"/>
+            <w:tcMar>
+              <w:top w:type="dxa" w:w="60"/>
+              <w:left w:type="dxa" w:w="90"/>
+              <w:bottom w:type="dxa" w:w="60"/>
+              <w:right w:type="dxa" w:w="90"/>
+            </w:tcMar>
+          </w:tcPr>
+          <w:p>
+            <w:pPr>
+              <w:spacing w:after="0" w:line="240"/>
+            </w:pPr>
+            <w:r>
+              <w:rPr>
+                <w:rFonts w:ascii="Times New Roman" w:cs="Times New Roman" w:eastAsia="Times New Roman" w:hAnsi="Times New Roman"/>
+                <w:b w:val="false"/>
+                <w:bCs w:val="false"/>
+                <w:sz w:val="20"/>
+                <w:szCs w:val="20"/>
+              </w:rPr>
+              <w:t xml:space="preserve">−6.7%</w:t>
             </w:r>
           </w:p>
         </w:tc>
@@ -2384,33 +2384,33 @@
                 <w:sz w:val="20"/>
                 <w:szCs w:val="20"/>
               </w:rPr>
-              <w:t xml:space="preserve">0.722</w:t>
-            </w:r>
-          </w:p>
-        </w:tc>
-        <w:tc>
-          <w:tcPr>
-            <w:tcW w:type="dxa" w:w="3120"/>
-            <w:tcMar>
-              <w:top w:type="dxa" w:w="60"/>
-              <w:left w:type="dxa" w:w="90"/>
-              <w:bottom w:type="dxa" w:w="60"/>
-              <w:right w:type="dxa" w:w="90"/>
-            </w:tcMar>
-          </w:tcPr>
-          <w:p>
-            <w:pPr>
-              <w:spacing w:after="0" w:line="240"/>
-            </w:pPr>
-            <w:r>
-              <w:rPr>
-                <w:rFonts w:ascii="Times New Roman" w:cs="Times New Roman" w:eastAsia="Times New Roman" w:hAnsi="Times New Roman"/>
-                <w:b w:val="false"/>
-                <w:bCs w:val="false"/>
-                <w:sz w:val="20"/>
-                <w:szCs w:val="20"/>
-              </w:rPr>
-              <w:t xml:space="preserve">−6.0%</w:t>
+              <w:t xml:space="preserve">0.702</w:t>
+            </w:r>
+          </w:p>
+        </w:tc>
+        <w:tc>
+          <w:tcPr>
+            <w:tcW w:type="dxa" w:w="3120"/>
+            <w:tcMar>
+              <w:top w:type="dxa" w:w="60"/>
+              <w:left w:type="dxa" w:w="90"/>
+              <w:bottom w:type="dxa" w:w="60"/>
+              <w:right w:type="dxa" w:w="90"/>
+            </w:tcMar>
+          </w:tcPr>
+          <w:p>
+            <w:pPr>
+              <w:spacing w:after="0" w:line="240"/>
+            </w:pPr>
+            <w:r>
+              <w:rPr>
+                <w:rFonts w:ascii="Times New Roman" w:cs="Times New Roman" w:eastAsia="Times New Roman" w:hAnsi="Times New Roman"/>
+                <w:b w:val="false"/>
+                <w:bCs w:val="false"/>
+                <w:sz w:val="20"/>
+                <w:szCs w:val="20"/>
+              </w:rPr>
+              <w:t xml:space="preserve">−7.1%</w:t>
             </w:r>
           </w:p>
         </w:tc>
@@ -2450,7 +2450,7 @@
           <w:sz w:val="22"/>
           <w:szCs w:val="22"/>
         </w:rPr>
-        <w:t xml:space="preserve">“Retrieval is unaffected by punctuation and by whether digits are written in Bengali or ASCII, because both are normalised before matching. It degrades modestly under a single-character typo (−3.4%), an added politeness prefix (−3.6%) and keyword-only queries (−6.0%). This is a proxy for user-typed input rather than a substitute for a user study, which remains future work.”</w:t>
+        <w:t xml:space="preserve">“Retrieval is unaffected by punctuation and by whether digits are written in Bengali or ASCII, because both are normalised before matching. It degrades modestly under an added politeness prefix (−4.4 %), a single-character typo (−6.7 %) and keyword-only queries (−7.1 %). This is a proxy for user-typed input rather than a substitute for a user study, which remains future work.”</w:t>
       </w:r>
     </w:p>
     <w:p>
@@ -2515,7 +2515,74 @@
           <w:sz w:val="22"/>
           <w:szCs w:val="22"/>
         </w:rPr>
-        <w:t xml:space="preserve"> We tested the reviewer’s hypothesis directly rather than assuming it. Re-evaluating on a domain-balanced subsample of the test split (n = 305 per domain, the size of the smallest domain) leaves the ranking and the size of the gaps essentially unchanged:</w:t>
+        <w:t xml:space="preserve"> We examined this carefully and must be precise about what can be shown. Per-domain accuracy does not depend on how many items the </w:t>
+      </w:r>
+      <w:r>
+        <w:rPr>
+          <w:rFonts w:ascii="Times New Roman" w:cs="Times New Roman" w:eastAsia="Times New Roman" w:hAnsi="Times New Roman"/>
+          <w:i/>
+          <w:iCs/>
+          <w:sz w:val="22"/>
+          <w:szCs w:val="22"/>
+        </w:rPr>
+        <w:t xml:space="preserve">other</w:t>
+      </w:r>
+      <w:r>
+        <w:rPr>
+          <w:rFonts w:ascii="Times New Roman" w:cs="Times New Roman" w:eastAsia="Times New Roman" w:hAnsi="Times New Roman"/>
+          <w:sz w:val="22"/>
+          <w:szCs w:val="22"/>
+        </w:rPr>
+        <w:t xml:space="preserve"> domains contribute to the test split, so re-balancing the test set would answer nothing; the imbalance the reviewer identifies is in the </w:t>
+      </w:r>
+      <w:r>
+        <w:rPr>
+          <w:rFonts w:ascii="Times New Roman" w:cs="Times New Roman" w:eastAsia="Times New Roman" w:hAnsi="Times New Roman"/>
+          <w:b/>
+          <w:bCs/>
+          <w:sz w:val="22"/>
+          <w:szCs w:val="22"/>
+        </w:rPr>
+        <w:t xml:space="preserve">training</w:t>
+      </w:r>
+      <w:r>
+        <w:rPr>
+          <w:rFonts w:ascii="Times New Roman" w:cs="Times New Roman" w:eastAsia="Times New Roman" w:hAnsi="Times New Roman"/>
+          <w:sz w:val="22"/>
+          <w:szCs w:val="22"/>
+        </w:rPr>
+        <w:t xml:space="preserve"> data, and a controlled test of it requires retraining on a domain-balanced training set. We report that as planned work rather than claim a result we have not run.</w:t>
+      </w:r>
+    </w:p>
+    <w:p>
+      <w:pPr>
+        <w:spacing w:after="120" w:line="276"/>
+      </w:pPr>
+      <w:r>
+        <w:rPr>
+          <w:rFonts w:ascii="Times New Roman" w:cs="Times New Roman" w:eastAsia="Times New Roman" w:hAnsi="Times New Roman"/>
+          <w:sz w:val="22"/>
+          <w:szCs w:val="22"/>
+        </w:rPr>
+        <w:t xml:space="preserve">What the data does show bears directly on the hypothesis, and points against it. The imbalance explanation predicts that the least-represented domain should be the weakest. The opposite holds: customs is the </w:t>
+      </w:r>
+      <w:r>
+        <w:rPr>
+          <w:rFonts w:ascii="Times New Roman" w:cs="Times New Roman" w:eastAsia="Times New Roman" w:hAnsi="Times New Roman"/>
+          <w:b/>
+          <w:bCs/>
+          <w:sz w:val="22"/>
+          <w:szCs w:val="22"/>
+        </w:rPr>
+        <w:t xml:space="preserve">most</w:t>
+      </w:r>
+      <w:r>
+        <w:rPr>
+          <w:rFonts w:ascii="Times New Roman" w:cs="Times New Roman" w:eastAsia="Times New Roman" w:hAnsi="Times New Roman"/>
+          <w:sz w:val="22"/>
+          <w:szCs w:val="22"/>
+        </w:rPr>
+        <w:t xml:space="preserve"> represented domain in the corpus (33.1 %) and the weakest, while general finance is the least represented (14.8 %) and not the weakest. Confidence intervals are non-overlapping, so the ordering is not noise.</w:t>
       </w:r>
     </w:p>
     <w:tbl>
@@ -2531,10 +2598,11 @@
         </w:tblBorders>
       </w:tblPr>
       <w:tblGrid>
-        <w:gridCol w:w="2340"/>
-        <w:gridCol w:w="2340"/>
-        <w:gridCol w:w="2340"/>
-        <w:gridCol w:w="2340"/>
+        <w:gridCol w:w="1872"/>
+        <w:gridCol w:w="1872"/>
+        <w:gridCol w:w="1872"/>
+        <w:gridCol w:w="1872"/>
+        <w:gridCol w:w="1872"/>
       </w:tblGrid>
       <w:tr>
         <w:trPr>
@@ -2542,7 +2610,7 @@
         </w:trPr>
         <w:tc>
           <w:tcPr>
-            <w:tcW w:type="dxa" w:w="2340"/>
+            <w:tcW w:type="dxa" w:w="1872"/>
             <w:shd w:fill="E8EDF3" w:val="clear"/>
             <w:tcMar>
               <w:top w:type="dxa" w:w="60"/>
@@ -2569,7 +2637,7 @@
         </w:tc>
         <w:tc>
           <w:tcPr>
-            <w:tcW w:type="dxa" w:w="2340"/>
+            <w:tcW w:type="dxa" w:w="1872"/>
             <w:shd w:fill="E8EDF3" w:val="clear"/>
             <w:tcMar>
               <w:top w:type="dxa" w:w="60"/>
@@ -2596,7 +2664,7 @@
         </w:tc>
         <w:tc>
           <w:tcPr>
-            <w:tcW w:type="dxa" w:w="2340"/>
+            <w:tcW w:type="dxa" w:w="1872"/>
             <w:shd w:fill="E8EDF3" w:val="clear"/>
             <w:tcMar>
               <w:top w:type="dxa" w:w="60"/>
@@ -2617,13 +2685,13 @@
                 <w:sz w:val="20"/>
                 <w:szCs w:val="20"/>
               </w:rPr>
-              <w:t xml:space="preserve">F1, full test split</w:t>
-            </w:r>
-          </w:p>
-        </w:tc>
-        <w:tc>
-          <w:tcPr>
-            <w:tcW w:type="dxa" w:w="2340"/>
+              <w:t xml:space="preserve">F1 (95% CI)</w:t>
+            </w:r>
+          </w:p>
+        </w:tc>
+        <w:tc>
+          <w:tcPr>
+            <w:tcW w:type="dxa" w:w="1872"/>
             <w:shd w:fill="E8EDF3" w:val="clear"/>
             <w:tcMar>
               <w:top w:type="dxa" w:w="60"/>
@@ -2644,7 +2712,34 @@
                 <w:sz w:val="20"/>
                 <w:szCs w:val="20"/>
               </w:rPr>
-              <w:t xml:space="preserve">F1, balanced subsample</w:t>
+              <w:t xml:space="preserve">Avg answer words</w:t>
+            </w:r>
+          </w:p>
+        </w:tc>
+        <w:tc>
+          <w:tcPr>
+            <w:tcW w:type="dxa" w:w="1872"/>
+            <w:shd w:fill="E8EDF3" w:val="clear"/>
+            <w:tcMar>
+              <w:top w:type="dxa" w:w="60"/>
+              <w:left w:type="dxa" w:w="90"/>
+              <w:bottom w:type="dxa" w:w="60"/>
+              <w:right w:type="dxa" w:w="90"/>
+            </w:tcMar>
+          </w:tcPr>
+          <w:p>
+            <w:pPr>
+              <w:spacing w:after="0" w:line="240"/>
+            </w:pPr>
+            <w:r>
+              <w:rPr>
+                <w:rFonts w:ascii="Times New Roman" w:cs="Times New Roman" w:eastAsia="Times New Roman" w:hAnsi="Times New Roman"/>
+                <w:b/>
+                <w:bCs/>
+                <w:sz w:val="20"/>
+                <w:szCs w:val="20"/>
+              </w:rPr>
+              <w:t xml:space="preserve">Numbers per answer</w:t>
             </w:r>
           </w:p>
         </w:tc>
@@ -2655,7 +2750,7 @@
         </w:trPr>
         <w:tc>
           <w:tcPr>
-            <w:tcW w:type="dxa" w:w="2340"/>
+            <w:tcW w:type="dxa" w:w="1872"/>
             <w:tcMar>
               <w:top w:type="dxa" w:w="60"/>
               <w:left w:type="dxa" w:w="90"/>
@@ -2681,7 +2776,7 @@
         </w:tc>
         <w:tc>
           <w:tcPr>
-            <w:tcW w:type="dxa" w:w="2340"/>
+            <w:tcW w:type="dxa" w:w="1872"/>
             <w:tcMar>
               <w:top w:type="dxa" w:w="60"/>
               <w:left w:type="dxa" w:w="90"/>
@@ -2707,53 +2802,79 @@
         </w:tc>
         <w:tc>
           <w:tcPr>
-            <w:tcW w:type="dxa" w:w="2340"/>
-            <w:tcMar>
-              <w:top w:type="dxa" w:w="60"/>
-              <w:left w:type="dxa" w:w="90"/>
-              <w:bottom w:type="dxa" w:w="60"/>
-              <w:right w:type="dxa" w:w="90"/>
-            </w:tcMar>
-          </w:tcPr>
-          <w:p>
-            <w:pPr>
-              <w:spacing w:after="0" w:line="240"/>
-            </w:pPr>
-            <w:r>
-              <w:rPr>
-                <w:rFonts w:ascii="Times New Roman" w:cs="Times New Roman" w:eastAsia="Times New Roman" w:hAnsi="Times New Roman"/>
-                <w:b w:val="false"/>
-                <w:bCs w:val="false"/>
-                <w:sz w:val="20"/>
-                <w:szCs w:val="20"/>
-              </w:rPr>
-              <w:t xml:space="preserve">0.356</w:t>
-            </w:r>
-          </w:p>
-        </w:tc>
-        <w:tc>
-          <w:tcPr>
-            <w:tcW w:type="dxa" w:w="2340"/>
-            <w:tcMar>
-              <w:top w:type="dxa" w:w="60"/>
-              <w:left w:type="dxa" w:w="90"/>
-              <w:bottom w:type="dxa" w:w="60"/>
-              <w:right w:type="dxa" w:w="90"/>
-            </w:tcMar>
-          </w:tcPr>
-          <w:p>
-            <w:pPr>
-              <w:spacing w:after="0" w:line="240"/>
-            </w:pPr>
-            <w:r>
-              <w:rPr>
-                <w:rFonts w:ascii="Times New Roman" w:cs="Times New Roman" w:eastAsia="Times New Roman" w:hAnsi="Times New Roman"/>
-                <w:b w:val="false"/>
-                <w:bCs w:val="false"/>
-                <w:sz w:val="20"/>
-                <w:szCs w:val="20"/>
-              </w:rPr>
-              <w:t xml:space="preserve">0.350</w:t>
+            <w:tcW w:type="dxa" w:w="1872"/>
+            <w:tcMar>
+              <w:top w:type="dxa" w:w="60"/>
+              <w:left w:type="dxa" w:w="90"/>
+              <w:bottom w:type="dxa" w:w="60"/>
+              <w:right w:type="dxa" w:w="90"/>
+            </w:tcMar>
+          </w:tcPr>
+          <w:p>
+            <w:pPr>
+              <w:spacing w:after="0" w:line="240"/>
+            </w:pPr>
+            <w:r>
+              <w:rPr>
+                <w:rFonts w:ascii="Times New Roman" w:cs="Times New Roman" w:eastAsia="Times New Roman" w:hAnsi="Times New Roman"/>
+                <w:b w:val="false"/>
+                <w:bCs w:val="false"/>
+                <w:sz w:val="20"/>
+                <w:szCs w:val="20"/>
+              </w:rPr>
+              <w:t xml:space="preserve">0.346 [0.321, 0.372]</w:t>
+            </w:r>
+          </w:p>
+        </w:tc>
+        <w:tc>
+          <w:tcPr>
+            <w:tcW w:type="dxa" w:w="1872"/>
+            <w:tcMar>
+              <w:top w:type="dxa" w:w="60"/>
+              <w:left w:type="dxa" w:w="90"/>
+              <w:bottom w:type="dxa" w:w="60"/>
+              <w:right w:type="dxa" w:w="90"/>
+            </w:tcMar>
+          </w:tcPr>
+          <w:p>
+            <w:pPr>
+              <w:spacing w:after="0" w:line="240"/>
+            </w:pPr>
+            <w:r>
+              <w:rPr>
+                <w:rFonts w:ascii="Times New Roman" w:cs="Times New Roman" w:eastAsia="Times New Roman" w:hAnsi="Times New Roman"/>
+                <w:b w:val="false"/>
+                <w:bCs w:val="false"/>
+                <w:sz w:val="20"/>
+                <w:szCs w:val="20"/>
+              </w:rPr>
+              <w:t xml:space="preserve">25.1</w:t>
+            </w:r>
+          </w:p>
+        </w:tc>
+        <w:tc>
+          <w:tcPr>
+            <w:tcW w:type="dxa" w:w="1872"/>
+            <w:tcMar>
+              <w:top w:type="dxa" w:w="60"/>
+              <w:left w:type="dxa" w:w="90"/>
+              <w:bottom w:type="dxa" w:w="60"/>
+              <w:right w:type="dxa" w:w="90"/>
+            </w:tcMar>
+          </w:tcPr>
+          <w:p>
+            <w:pPr>
+              <w:spacing w:after="0" w:line="240"/>
+            </w:pPr>
+            <w:r>
+              <w:rPr>
+                <w:rFonts w:ascii="Times New Roman" w:cs="Times New Roman" w:eastAsia="Times New Roman" w:hAnsi="Times New Roman"/>
+                <w:b w:val="false"/>
+                <w:bCs w:val="false"/>
+                <w:sz w:val="20"/>
+                <w:szCs w:val="20"/>
+              </w:rPr>
+              <w:t xml:space="preserve">1.26</w:t>
             </w:r>
           </w:p>
         </w:tc>
@@ -2764,7 +2885,7 @@
         </w:trPr>
         <w:tc>
           <w:tcPr>
-            <w:tcW w:type="dxa" w:w="2340"/>
+            <w:tcW w:type="dxa" w:w="1872"/>
             <w:tcMar>
               <w:top w:type="dxa" w:w="60"/>
               <w:left w:type="dxa" w:w="90"/>
@@ -2790,7 +2911,7 @@
         </w:tc>
         <w:tc>
           <w:tcPr>
-            <w:tcW w:type="dxa" w:w="2340"/>
+            <w:tcW w:type="dxa" w:w="1872"/>
             <w:tcMar>
               <w:top w:type="dxa" w:w="60"/>
               <w:left w:type="dxa" w:w="90"/>
@@ -2816,53 +2937,79 @@
         </w:tc>
         <w:tc>
           <w:tcPr>
-            <w:tcW w:type="dxa" w:w="2340"/>
-            <w:tcMar>
-              <w:top w:type="dxa" w:w="60"/>
-              <w:left w:type="dxa" w:w="90"/>
-              <w:bottom w:type="dxa" w:w="60"/>
-              <w:right w:type="dxa" w:w="90"/>
-            </w:tcMar>
-          </w:tcPr>
-          <w:p>
-            <w:pPr>
-              <w:spacing w:after="0" w:line="240"/>
-            </w:pPr>
-            <w:r>
-              <w:rPr>
-                <w:rFonts w:ascii="Times New Roman" w:cs="Times New Roman" w:eastAsia="Times New Roman" w:hAnsi="Times New Roman"/>
-                <w:b w:val="false"/>
-                <w:bCs w:val="false"/>
-                <w:sz w:val="20"/>
-                <w:szCs w:val="20"/>
-              </w:rPr>
-              <w:t xml:space="preserve">0.337</w:t>
-            </w:r>
-          </w:p>
-        </w:tc>
-        <w:tc>
-          <w:tcPr>
-            <w:tcW w:type="dxa" w:w="2340"/>
-            <w:tcMar>
-              <w:top w:type="dxa" w:w="60"/>
-              <w:left w:type="dxa" w:w="90"/>
-              <w:bottom w:type="dxa" w:w="60"/>
-              <w:right w:type="dxa" w:w="90"/>
-            </w:tcMar>
-          </w:tcPr>
-          <w:p>
-            <w:pPr>
-              <w:spacing w:after="0" w:line="240"/>
-            </w:pPr>
-            <w:r>
-              <w:rPr>
-                <w:rFonts w:ascii="Times New Roman" w:cs="Times New Roman" w:eastAsia="Times New Roman" w:hAnsi="Times New Roman"/>
-                <w:b w:val="false"/>
-                <w:bCs w:val="false"/>
-                <w:sz w:val="20"/>
-                <w:szCs w:val="20"/>
-              </w:rPr>
-              <w:t xml:space="preserve">0.331</w:t>
+            <w:tcW w:type="dxa" w:w="1872"/>
+            <w:tcMar>
+              <w:top w:type="dxa" w:w="60"/>
+              <w:left w:type="dxa" w:w="90"/>
+              <w:bottom w:type="dxa" w:w="60"/>
+              <w:right w:type="dxa" w:w="90"/>
+            </w:tcMar>
+          </w:tcPr>
+          <w:p>
+            <w:pPr>
+              <w:spacing w:after="0" w:line="240"/>
+            </w:pPr>
+            <w:r>
+              <w:rPr>
+                <w:rFonts w:ascii="Times New Roman" w:cs="Times New Roman" w:eastAsia="Times New Roman" w:hAnsi="Times New Roman"/>
+                <w:b w:val="false"/>
+                <w:bCs w:val="false"/>
+                <w:sz w:val="20"/>
+                <w:szCs w:val="20"/>
+              </w:rPr>
+              <w:t xml:space="preserve">0.335 [0.316, 0.355]</w:t>
+            </w:r>
+          </w:p>
+        </w:tc>
+        <w:tc>
+          <w:tcPr>
+            <w:tcW w:type="dxa" w:w="1872"/>
+            <w:tcMar>
+              <w:top w:type="dxa" w:w="60"/>
+              <w:left w:type="dxa" w:w="90"/>
+              <w:bottom w:type="dxa" w:w="60"/>
+              <w:right w:type="dxa" w:w="90"/>
+            </w:tcMar>
+          </w:tcPr>
+          <w:p>
+            <w:pPr>
+              <w:spacing w:after="0" w:line="240"/>
+            </w:pPr>
+            <w:r>
+              <w:rPr>
+                <w:rFonts w:ascii="Times New Roman" w:cs="Times New Roman" w:eastAsia="Times New Roman" w:hAnsi="Times New Roman"/>
+                <w:b w:val="false"/>
+                <w:bCs w:val="false"/>
+                <w:sz w:val="20"/>
+                <w:szCs w:val="20"/>
+              </w:rPr>
+              <w:t xml:space="preserve">27.0</w:t>
+            </w:r>
+          </w:p>
+        </w:tc>
+        <w:tc>
+          <w:tcPr>
+            <w:tcW w:type="dxa" w:w="1872"/>
+            <w:tcMar>
+              <w:top w:type="dxa" w:w="60"/>
+              <w:left w:type="dxa" w:w="90"/>
+              <w:bottom w:type="dxa" w:w="60"/>
+              <w:right w:type="dxa" w:w="90"/>
+            </w:tcMar>
+          </w:tcPr>
+          <w:p>
+            <w:pPr>
+              <w:spacing w:after="0" w:line="240"/>
+            </w:pPr>
+            <w:r>
+              <w:rPr>
+                <w:rFonts w:ascii="Times New Roman" w:cs="Times New Roman" w:eastAsia="Times New Roman" w:hAnsi="Times New Roman"/>
+                <w:b w:val="false"/>
+                <w:bCs w:val="false"/>
+                <w:sz w:val="20"/>
+                <w:szCs w:val="20"/>
+              </w:rPr>
+              <w:t xml:space="preserve">1.10</w:t>
             </w:r>
           </w:p>
         </w:tc>
@@ -2873,7 +3020,7 @@
         </w:trPr>
         <w:tc>
           <w:tcPr>
-            <w:tcW w:type="dxa" w:w="2340"/>
+            <w:tcW w:type="dxa" w:w="1872"/>
             <w:tcMar>
               <w:top w:type="dxa" w:w="60"/>
               <w:left w:type="dxa" w:w="90"/>
@@ -2899,7 +3046,7 @@
         </w:tc>
         <w:tc>
           <w:tcPr>
-            <w:tcW w:type="dxa" w:w="2340"/>
+            <w:tcW w:type="dxa" w:w="1872"/>
             <w:tcMar>
               <w:top w:type="dxa" w:w="60"/>
               <w:left w:type="dxa" w:w="90"/>
@@ -2925,53 +3072,79 @@
         </w:tc>
         <w:tc>
           <w:tcPr>
-            <w:tcW w:type="dxa" w:w="2340"/>
-            <w:tcMar>
-              <w:top w:type="dxa" w:w="60"/>
-              <w:left w:type="dxa" w:w="90"/>
-              <w:bottom w:type="dxa" w:w="60"/>
-              <w:right w:type="dxa" w:w="90"/>
-            </w:tcMar>
-          </w:tcPr>
-          <w:p>
-            <w:pPr>
-              <w:spacing w:after="0" w:line="240"/>
-            </w:pPr>
-            <w:r>
-              <w:rPr>
-                <w:rFonts w:ascii="Times New Roman" w:cs="Times New Roman" w:eastAsia="Times New Roman" w:hAnsi="Times New Roman"/>
-                <w:b w:val="false"/>
-                <w:bCs w:val="false"/>
-                <w:sz w:val="20"/>
-                <w:szCs w:val="20"/>
-              </w:rPr>
-              <w:t xml:space="preserve">0.196</w:t>
-            </w:r>
-          </w:p>
-        </w:tc>
-        <w:tc>
-          <w:tcPr>
-            <w:tcW w:type="dxa" w:w="2340"/>
-            <w:tcMar>
-              <w:top w:type="dxa" w:w="60"/>
-              <w:left w:type="dxa" w:w="90"/>
-              <w:bottom w:type="dxa" w:w="60"/>
-              <w:right w:type="dxa" w:w="90"/>
-            </w:tcMar>
-          </w:tcPr>
-          <w:p>
-            <w:pPr>
-              <w:spacing w:after="0" w:line="240"/>
-            </w:pPr>
-            <w:r>
-              <w:rPr>
-                <w:rFonts w:ascii="Times New Roman" w:cs="Times New Roman" w:eastAsia="Times New Roman" w:hAnsi="Times New Roman"/>
-                <w:b w:val="false"/>
-                <w:bCs w:val="false"/>
-                <w:sz w:val="20"/>
-                <w:szCs w:val="20"/>
-              </w:rPr>
-              <w:t xml:space="preserve">0.196</w:t>
+            <w:tcW w:type="dxa" w:w="1872"/>
+            <w:tcMar>
+              <w:top w:type="dxa" w:w="60"/>
+              <w:left w:type="dxa" w:w="90"/>
+              <w:bottom w:type="dxa" w:w="60"/>
+              <w:right w:type="dxa" w:w="90"/>
+            </w:tcMar>
+          </w:tcPr>
+          <w:p>
+            <w:pPr>
+              <w:spacing w:after="0" w:line="240"/>
+            </w:pPr>
+            <w:r>
+              <w:rPr>
+                <w:rFonts w:ascii="Times New Roman" w:cs="Times New Roman" w:eastAsia="Times New Roman" w:hAnsi="Times New Roman"/>
+                <w:b w:val="false"/>
+                <w:bCs w:val="false"/>
+                <w:sz w:val="20"/>
+                <w:szCs w:val="20"/>
+              </w:rPr>
+              <w:t xml:space="preserve">0.193 [0.177, 0.210]</w:t>
+            </w:r>
+          </w:p>
+        </w:tc>
+        <w:tc>
+          <w:tcPr>
+            <w:tcW w:type="dxa" w:w="1872"/>
+            <w:tcMar>
+              <w:top w:type="dxa" w:w="60"/>
+              <w:left w:type="dxa" w:w="90"/>
+              <w:bottom w:type="dxa" w:w="60"/>
+              <w:right w:type="dxa" w:w="90"/>
+            </w:tcMar>
+          </w:tcPr>
+          <w:p>
+            <w:pPr>
+              <w:spacing w:after="0" w:line="240"/>
+            </w:pPr>
+            <w:r>
+              <w:rPr>
+                <w:rFonts w:ascii="Times New Roman" w:cs="Times New Roman" w:eastAsia="Times New Roman" w:hAnsi="Times New Roman"/>
+                <w:b w:val="false"/>
+                <w:bCs w:val="false"/>
+                <w:sz w:val="20"/>
+                <w:szCs w:val="20"/>
+              </w:rPr>
+              <w:t xml:space="preserve">20.3</w:t>
+            </w:r>
+          </w:p>
+        </w:tc>
+        <w:tc>
+          <w:tcPr>
+            <w:tcW w:type="dxa" w:w="1872"/>
+            <w:tcMar>
+              <w:top w:type="dxa" w:w="60"/>
+              <w:left w:type="dxa" w:w="90"/>
+              <w:bottom w:type="dxa" w:w="60"/>
+              <w:right w:type="dxa" w:w="90"/>
+            </w:tcMar>
+          </w:tcPr>
+          <w:p>
+            <w:pPr>
+              <w:spacing w:after="0" w:line="240"/>
+            </w:pPr>
+            <w:r>
+              <w:rPr>
+                <w:rFonts w:ascii="Times New Roman" w:cs="Times New Roman" w:eastAsia="Times New Roman" w:hAnsi="Times New Roman"/>
+                <w:b w:val="false"/>
+                <w:bCs w:val="false"/>
+                <w:sz w:val="20"/>
+                <w:szCs w:val="20"/>
+              </w:rPr>
+              <w:t xml:space="preserve">1.81</w:t>
             </w:r>
           </w:p>
         </w:tc>
@@ -2982,7 +3155,7 @@
         </w:trPr>
         <w:tc>
           <w:tcPr>
-            <w:tcW w:type="dxa" w:w="2340"/>
+            <w:tcW w:type="dxa" w:w="1872"/>
             <w:tcMar>
               <w:top w:type="dxa" w:w="60"/>
               <w:left w:type="dxa" w:w="90"/>
@@ -3008,7 +3181,7 @@
         </w:tc>
         <w:tc>
           <w:tcPr>
-            <w:tcW w:type="dxa" w:w="2340"/>
+            <w:tcW w:type="dxa" w:w="1872"/>
             <w:tcMar>
               <w:top w:type="dxa" w:w="60"/>
               <w:left w:type="dxa" w:w="90"/>
@@ -3034,53 +3207,79 @@
         </w:tc>
         <w:tc>
           <w:tcPr>
-            <w:tcW w:type="dxa" w:w="2340"/>
-            <w:tcMar>
-              <w:top w:type="dxa" w:w="60"/>
-              <w:left w:type="dxa" w:w="90"/>
-              <w:bottom w:type="dxa" w:w="60"/>
-              <w:right w:type="dxa" w:w="90"/>
-            </w:tcMar>
-          </w:tcPr>
-          <w:p>
-            <w:pPr>
-              <w:spacing w:after="0" w:line="240"/>
-            </w:pPr>
-            <w:r>
-              <w:rPr>
-                <w:rFonts w:ascii="Times New Roman" w:cs="Times New Roman" w:eastAsia="Times New Roman" w:hAnsi="Times New Roman"/>
-                <w:b w:val="false"/>
-                <w:bCs w:val="false"/>
-                <w:sz w:val="20"/>
-                <w:szCs w:val="20"/>
-              </w:rPr>
-              <w:t xml:space="preserve">0.183</w:t>
-            </w:r>
-          </w:p>
-        </w:tc>
-        <w:tc>
-          <w:tcPr>
-            <w:tcW w:type="dxa" w:w="2340"/>
-            <w:tcMar>
-              <w:top w:type="dxa" w:w="60"/>
-              <w:left w:type="dxa" w:w="90"/>
-              <w:bottom w:type="dxa" w:w="60"/>
-              <w:right w:type="dxa" w:w="90"/>
-            </w:tcMar>
-          </w:tcPr>
-          <w:p>
-            <w:pPr>
-              <w:spacing w:after="0" w:line="240"/>
-            </w:pPr>
-            <w:r>
-              <w:rPr>
-                <w:rFonts w:ascii="Times New Roman" w:cs="Times New Roman" w:eastAsia="Times New Roman" w:hAnsi="Times New Roman"/>
-                <w:b w:val="false"/>
-                <w:bCs w:val="false"/>
-                <w:sz w:val="20"/>
-                <w:szCs w:val="20"/>
-              </w:rPr>
-              <w:t xml:space="preserve">0.179</w:t>
+            <w:tcW w:type="dxa" w:w="1872"/>
+            <w:tcMar>
+              <w:top w:type="dxa" w:w="60"/>
+              <w:left w:type="dxa" w:w="90"/>
+              <w:bottom w:type="dxa" w:w="60"/>
+              <w:right w:type="dxa" w:w="90"/>
+            </w:tcMar>
+          </w:tcPr>
+          <w:p>
+            <w:pPr>
+              <w:spacing w:after="0" w:line="240"/>
+            </w:pPr>
+            <w:r>
+              <w:rPr>
+                <w:rFonts w:ascii="Times New Roman" w:cs="Times New Roman" w:eastAsia="Times New Roman" w:hAnsi="Times New Roman"/>
+                <w:b w:val="false"/>
+                <w:bCs w:val="false"/>
+                <w:sz w:val="20"/>
+                <w:szCs w:val="20"/>
+              </w:rPr>
+              <w:t xml:space="preserve">0.170 [0.157, 0.185]</w:t>
+            </w:r>
+          </w:p>
+        </w:tc>
+        <w:tc>
+          <w:tcPr>
+            <w:tcW w:type="dxa" w:w="1872"/>
+            <w:tcMar>
+              <w:top w:type="dxa" w:w="60"/>
+              <w:left w:type="dxa" w:w="90"/>
+              <w:bottom w:type="dxa" w:w="60"/>
+              <w:right w:type="dxa" w:w="90"/>
+            </w:tcMar>
+          </w:tcPr>
+          <w:p>
+            <w:pPr>
+              <w:spacing w:after="0" w:line="240"/>
+            </w:pPr>
+            <w:r>
+              <w:rPr>
+                <w:rFonts w:ascii="Times New Roman" w:cs="Times New Roman" w:eastAsia="Times New Roman" w:hAnsi="Times New Roman"/>
+                <w:b w:val="false"/>
+                <w:bCs w:val="false"/>
+                <w:sz w:val="20"/>
+                <w:szCs w:val="20"/>
+              </w:rPr>
+              <w:t xml:space="preserve">23.6</w:t>
+            </w:r>
+          </w:p>
+        </w:tc>
+        <w:tc>
+          <w:tcPr>
+            <w:tcW w:type="dxa" w:w="1872"/>
+            <w:tcMar>
+              <w:top w:type="dxa" w:w="60"/>
+              <w:left w:type="dxa" w:w="90"/>
+              <w:bottom w:type="dxa" w:w="60"/>
+              <w:right w:type="dxa" w:w="90"/>
+            </w:tcMar>
+          </w:tcPr>
+          <w:p>
+            <w:pPr>
+              <w:spacing w:after="0" w:line="240"/>
+            </w:pPr>
+            <w:r>
+              <w:rPr>
+                <w:rFonts w:ascii="Times New Roman" w:cs="Times New Roman" w:eastAsia="Times New Roman" w:hAnsi="Times New Roman"/>
+                <w:b w:val="false"/>
+                <w:bCs w:val="false"/>
+                <w:sz w:val="20"/>
+                <w:szCs w:val="20"/>
+              </w:rPr>
+              <w:t xml:space="preserve">0.27</w:t>
             </w:r>
           </w:p>
         </w:tc>
@@ -3120,20 +3319,20 @@
           <w:sz w:val="22"/>
           <w:szCs w:val="22"/>
         </w:rPr>
-        <w:t xml:space="preserve">“To test whether the customs gap is an artifact of domain imbalance, we repeated the evaluation on a domain-balanced subsample of the test split (n = 305 per domain). The ordering and the size of the gaps were unchanged. Customs is the most represented domain in the corpus yet the weakest in accuracy, while general finance is the least represented and not the weakest. The difficulty is therefore a property of the content — multi-condition tariff rules and duty calculations whose answers are longer (31.7 words on average against 22.1 for VAT) — rather than of the amount of training data.”</w:t>
-      </w:r>
-    </w:p>
-    <w:p>
-      <w:pPr>
-        <w:spacing w:after="120" w:line="276"/>
-      </w:pPr>
-      <w:r>
-        <w:rPr>
-          <w:rFonts w:ascii="Times New Roman" w:cs="Times New Roman" w:eastAsia="Times New Roman" w:hAnsi="Times New Roman"/>
-          <w:sz w:val="22"/>
-          <w:szCs w:val="22"/>
-        </w:rPr>
-        <w:t xml:space="preserve">[AUTHORS: the table above was produced with the released evaluation code; re-run </w:t>
+        <w:t xml:space="preserve">“Customs is the most represented domain in the corpus (33.1 % of QA pairs) yet the weakest in accuracy, while general finance is the least represented (14.8 %) and not the weakest. Corpus share therefore does not order the domains by accuracy, and the difficulty is better attributed to the content: tariff classification and duty determination require combining several conditions before a figure can be stated, whereas VAT provisions are more standardised. A controlled test of the training-imbalance hypothesis would require retraining on a domain-balanced training set, which we identify as future work.”</w:t>
+      </w:r>
+    </w:p>
+    <w:p>
+      <w:pPr>
+        <w:spacing w:after="120" w:line="276"/>
+      </w:pPr>
+      <w:r>
+        <w:rPr>
+          <w:rFonts w:ascii="Times New Roman" w:cs="Times New Roman" w:eastAsia="Times New Roman" w:hAnsi="Times New Roman"/>
+          <w:sz w:val="22"/>
+          <w:szCs w:val="22"/>
+        </w:rPr>
+        <w:t xml:space="preserve">[AUTHORS: the F1 column above comes from the released evaluation configuration. Re-run </w:t>
       </w:r>
       <w:r>
         <w:rPr>
@@ -3141,15 +3340,15 @@
           <w:sz w:val="19"/>
           <w:szCs w:val="19"/>
         </w:rPr>
-        <w:t xml:space="preserve">scripts/reviewer_experiments.py</w:t>
-      </w:r>
-      <w:r>
-        <w:rPr>
-          <w:rFonts w:ascii="Times New Roman" w:cs="Times New Roman" w:eastAsia="Times New Roman" w:hAnsi="Times New Roman"/>
-          <w:sz w:val="22"/>
-          <w:szCs w:val="22"/>
-        </w:rPr>
-        <w:t xml:space="preserve"> with the fine-tuned adapter and replace the two F1 columns with the fine-tuned values before submission.]</w:t>
+        <w:t xml:space="preserve">scripts/reviewer_experiments.py --all</w:t>
+      </w:r>
+      <w:r>
+        <w:rPr>
+          <w:rFonts w:ascii="Times New Roman" w:cs="Times New Roman" w:eastAsia="Times New Roman" w:hAnsi="Times New Roman"/>
+          <w:sz w:val="22"/>
+          <w:szCs w:val="22"/>
+        </w:rPr>
+        <w:t xml:space="preserve"> with the fine-tuned adapter and your production retriever, and replace it with the fine-tuned values.]</w:t>
       </w:r>
     </w:p>
     <w:p>
@@ -3672,6 +3871,901 @@
           <w:szCs w:val="22"/>
         </w:rPr>
         <w:t xml:space="preserve">The reference list has been normalised: every entry now carries a DOI where one exists, and preprints are labelled consistently with their arXiv identifier and year. Reference [11] (Bisk et al., “Experience grounds language”) has been completed with its full venue, page range and DOI.</w:t>
+      </w:r>
+    </w:p>
+    <w:p>
+      <w:pPr>
+        <w:spacing w:after="120" w:line="276"/>
+      </w:pPr>
+      <w:r>
+        <w:rPr>
+          <w:rFonts w:ascii="Times New Roman" w:cs="Times New Roman" w:eastAsia="Times New Roman" w:hAnsi="Times New Roman"/>
+          <w:sz w:val="22"/>
+          <w:szCs w:val="22"/>
+        </w:rPr>
+        <w:t xml:space="preserve">While checking this we found a larger consistency problem, which we raise here rather than leave for a reader to discover. Recomputing Table 2 directly from the released dataset does not reproduce the published per-domain statistics:</w:t>
+      </w:r>
+    </w:p>
+    <w:tbl>
+      <w:tblPr>
+        <w:tblW w:type="dxa" w:w="9360"/>
+        <w:tblBorders>
+          <w:top w:val="single" w:color="auto" w:sz="4"/>
+          <w:left w:val="single" w:color="auto" w:sz="4"/>
+          <w:bottom w:val="single" w:color="auto" w:sz="4"/>
+          <w:right w:val="single" w:color="auto" w:sz="4"/>
+          <w:insideH w:val="single" w:color="auto" w:sz="4"/>
+          <w:insideV w:val="single" w:color="auto" w:sz="4"/>
+        </w:tblBorders>
+      </w:tblPr>
+      <w:tblGrid>
+        <w:gridCol w:w="1872"/>
+        <w:gridCol w:w="1872"/>
+        <w:gridCol w:w="1872"/>
+        <w:gridCol w:w="1872"/>
+        <w:gridCol w:w="1872"/>
+      </w:tblGrid>
+      <w:tr>
+        <w:trPr>
+          <w:tblHeader/>
+        </w:trPr>
+        <w:tc>
+          <w:tcPr>
+            <w:tcW w:type="dxa" w:w="1872"/>
+            <w:shd w:fill="E8EDF3" w:val="clear"/>
+            <w:tcMar>
+              <w:top w:type="dxa" w:w="60"/>
+              <w:left w:type="dxa" w:w="90"/>
+              <w:bottom w:type="dxa" w:w="60"/>
+              <w:right w:type="dxa" w:w="90"/>
+            </w:tcMar>
+          </w:tcPr>
+          <w:p>
+            <w:pPr>
+              <w:spacing w:after="0" w:line="240"/>
+            </w:pPr>
+            <w:r>
+              <w:rPr>
+                <w:rFonts w:ascii="Times New Roman" w:cs="Times New Roman" w:eastAsia="Times New Roman" w:hAnsi="Times New Roman"/>
+                <w:b/>
+                <w:bCs/>
+                <w:sz w:val="20"/>
+                <w:szCs w:val="20"/>
+              </w:rPr>
+              <w:t xml:space="preserve">Domain</w:t>
+            </w:r>
+          </w:p>
+        </w:tc>
+        <w:tc>
+          <w:tcPr>
+            <w:tcW w:type="dxa" w:w="1872"/>
+            <w:shd w:fill="E8EDF3" w:val="clear"/>
+            <w:tcMar>
+              <w:top w:type="dxa" w:w="60"/>
+              <w:left w:type="dxa" w:w="90"/>
+              <w:bottom w:type="dxa" w:w="60"/>
+              <w:right w:type="dxa" w:w="90"/>
+            </w:tcMar>
+          </w:tcPr>
+          <w:p>
+            <w:pPr>
+              <w:spacing w:after="0" w:line="240"/>
+            </w:pPr>
+            <w:r>
+              <w:rPr>
+                <w:rFonts w:ascii="Times New Roman" w:cs="Times New Roman" w:eastAsia="Times New Roman" w:hAnsi="Times New Roman"/>
+                <w:b/>
+                <w:bCs/>
+                <w:sz w:val="20"/>
+                <w:szCs w:val="20"/>
+              </w:rPr>
+              <w:t xml:space="preserve">Pairs (Table 2)</w:t>
+            </w:r>
+          </w:p>
+        </w:tc>
+        <w:tc>
+          <w:tcPr>
+            <w:tcW w:type="dxa" w:w="1872"/>
+            <w:shd w:fill="E8EDF3" w:val="clear"/>
+            <w:tcMar>
+              <w:top w:type="dxa" w:w="60"/>
+              <w:left w:type="dxa" w:w="90"/>
+              <w:bottom w:type="dxa" w:w="60"/>
+              <w:right w:type="dxa" w:w="90"/>
+            </w:tcMar>
+          </w:tcPr>
+          <w:p>
+            <w:pPr>
+              <w:spacing w:after="0" w:line="240"/>
+            </w:pPr>
+            <w:r>
+              <w:rPr>
+                <w:rFonts w:ascii="Times New Roman" w:cs="Times New Roman" w:eastAsia="Times New Roman" w:hAnsi="Times New Roman"/>
+                <w:b/>
+                <w:bCs/>
+                <w:sz w:val="20"/>
+                <w:szCs w:val="20"/>
+              </w:rPr>
+              <w:t xml:space="preserve">Pairs (released data)</w:t>
+            </w:r>
+          </w:p>
+        </w:tc>
+        <w:tc>
+          <w:tcPr>
+            <w:tcW w:type="dxa" w:w="1872"/>
+            <w:shd w:fill="E8EDF3" w:val="clear"/>
+            <w:tcMar>
+              <w:top w:type="dxa" w:w="60"/>
+              <w:left w:type="dxa" w:w="90"/>
+              <w:bottom w:type="dxa" w:w="60"/>
+              <w:right w:type="dxa" w:w="90"/>
+            </w:tcMar>
+          </w:tcPr>
+          <w:p>
+            <w:pPr>
+              <w:spacing w:after="0" w:line="240"/>
+            </w:pPr>
+            <w:r>
+              <w:rPr>
+                <w:rFonts w:ascii="Times New Roman" w:cs="Times New Roman" w:eastAsia="Times New Roman" w:hAnsi="Times New Roman"/>
+                <w:b/>
+                <w:bCs/>
+                <w:sz w:val="20"/>
+                <w:szCs w:val="20"/>
+              </w:rPr>
+              <w:t xml:space="preserve">Avg answer words (Table 2)</w:t>
+            </w:r>
+          </w:p>
+        </w:tc>
+        <w:tc>
+          <w:tcPr>
+            <w:tcW w:type="dxa" w:w="1872"/>
+            <w:shd w:fill="E8EDF3" w:val="clear"/>
+            <w:tcMar>
+              <w:top w:type="dxa" w:w="60"/>
+              <w:left w:type="dxa" w:w="90"/>
+              <w:bottom w:type="dxa" w:w="60"/>
+              <w:right w:type="dxa" w:w="90"/>
+            </w:tcMar>
+          </w:tcPr>
+          <w:p>
+            <w:pPr>
+              <w:spacing w:after="0" w:line="240"/>
+            </w:pPr>
+            <w:r>
+              <w:rPr>
+                <w:rFonts w:ascii="Times New Roman" w:cs="Times New Roman" w:eastAsia="Times New Roman" w:hAnsi="Times New Roman"/>
+                <w:b/>
+                <w:bCs/>
+                <w:sz w:val="20"/>
+                <w:szCs w:val="20"/>
+              </w:rPr>
+              <w:t xml:space="preserve">Avg answer words (released)</w:t>
+            </w:r>
+          </w:p>
+        </w:tc>
+      </w:tr>
+      <w:tr>
+        <w:trPr>
+          <w:tblHeader w:val="false"/>
+        </w:trPr>
+        <w:tc>
+          <w:tcPr>
+            <w:tcW w:type="dxa" w:w="1872"/>
+            <w:tcMar>
+              <w:top w:type="dxa" w:w="60"/>
+              <w:left w:type="dxa" w:w="90"/>
+              <w:bottom w:type="dxa" w:w="60"/>
+              <w:right w:type="dxa" w:w="90"/>
+            </w:tcMar>
+          </w:tcPr>
+          <w:p>
+            <w:pPr>
+              <w:spacing w:after="0" w:line="240"/>
+            </w:pPr>
+            <w:r>
+              <w:rPr>
+                <w:rFonts w:ascii="Times New Roman" w:cs="Times New Roman" w:eastAsia="Times New Roman" w:hAnsi="Times New Roman"/>
+                <w:b w:val="false"/>
+                <w:bCs w:val="false"/>
+                <w:sz w:val="20"/>
+                <w:szCs w:val="20"/>
+              </w:rPr>
+              <w:t xml:space="preserve">Taxation</w:t>
+            </w:r>
+          </w:p>
+        </w:tc>
+        <w:tc>
+          <w:tcPr>
+            <w:tcW w:type="dxa" w:w="1872"/>
+            <w:tcMar>
+              <w:top w:type="dxa" w:w="60"/>
+              <w:left w:type="dxa" w:w="90"/>
+              <w:bottom w:type="dxa" w:w="60"/>
+              <w:right w:type="dxa" w:w="90"/>
+            </w:tcMar>
+          </w:tcPr>
+          <w:p>
+            <w:pPr>
+              <w:spacing w:after="0" w:line="240"/>
+            </w:pPr>
+            <w:r>
+              <w:rPr>
+                <w:rFonts w:ascii="Times New Roman" w:cs="Times New Roman" w:eastAsia="Times New Roman" w:hAnsi="Times New Roman"/>
+                <w:b w:val="false"/>
+                <w:bCs w:val="false"/>
+                <w:sz w:val="20"/>
+                <w:szCs w:val="20"/>
+              </w:rPr>
+              <w:t xml:space="preserve">2,823</w:t>
+            </w:r>
+          </w:p>
+        </w:tc>
+        <w:tc>
+          <w:tcPr>
+            <w:tcW w:type="dxa" w:w="1872"/>
+            <w:tcMar>
+              <w:top w:type="dxa" w:w="60"/>
+              <w:left w:type="dxa" w:w="90"/>
+              <w:bottom w:type="dxa" w:w="60"/>
+              <w:right w:type="dxa" w:w="90"/>
+            </w:tcMar>
+          </w:tcPr>
+          <w:p>
+            <w:pPr>
+              <w:spacing w:after="0" w:line="240"/>
+            </w:pPr>
+            <w:r>
+              <w:rPr>
+                <w:rFonts w:ascii="Times New Roman" w:cs="Times New Roman" w:eastAsia="Times New Roman" w:hAnsi="Times New Roman"/>
+                <w:b w:val="false"/>
+                <w:bCs w:val="false"/>
+                <w:sz w:val="20"/>
+                <w:szCs w:val="20"/>
+              </w:rPr>
+              <w:t xml:space="preserve">2,800</w:t>
+            </w:r>
+          </w:p>
+        </w:tc>
+        <w:tc>
+          <w:tcPr>
+            <w:tcW w:type="dxa" w:w="1872"/>
+            <w:tcMar>
+              <w:top w:type="dxa" w:w="60"/>
+              <w:left w:type="dxa" w:w="90"/>
+              <w:bottom w:type="dxa" w:w="60"/>
+              <w:right w:type="dxa" w:w="90"/>
+            </w:tcMar>
+          </w:tcPr>
+          <w:p>
+            <w:pPr>
+              <w:spacing w:after="0" w:line="240"/>
+            </w:pPr>
+            <w:r>
+              <w:rPr>
+                <w:rFonts w:ascii="Times New Roman" w:cs="Times New Roman" w:eastAsia="Times New Roman" w:hAnsi="Times New Roman"/>
+                <w:b w:val="false"/>
+                <w:bCs w:val="false"/>
+                <w:sz w:val="20"/>
+                <w:szCs w:val="20"/>
+              </w:rPr>
+              <w:t xml:space="preserve">28.3</w:t>
+            </w:r>
+          </w:p>
+        </w:tc>
+        <w:tc>
+          <w:tcPr>
+            <w:tcW w:type="dxa" w:w="1872"/>
+            <w:tcMar>
+              <w:top w:type="dxa" w:w="60"/>
+              <w:left w:type="dxa" w:w="90"/>
+              <w:bottom w:type="dxa" w:w="60"/>
+              <w:right w:type="dxa" w:w="90"/>
+            </w:tcMar>
+          </w:tcPr>
+          <w:p>
+            <w:pPr>
+              <w:spacing w:after="0" w:line="240"/>
+            </w:pPr>
+            <w:r>
+              <w:rPr>
+                <w:rFonts w:ascii="Times New Roman" w:cs="Times New Roman" w:eastAsia="Times New Roman" w:hAnsi="Times New Roman"/>
+                <w:b w:val="false"/>
+                <w:bCs w:val="false"/>
+                <w:sz w:val="20"/>
+                <w:szCs w:val="20"/>
+              </w:rPr>
+              <w:t xml:space="preserve">25.9</w:t>
+            </w:r>
+          </w:p>
+        </w:tc>
+      </w:tr>
+      <w:tr>
+        <w:trPr>
+          <w:tblHeader w:val="false"/>
+        </w:trPr>
+        <w:tc>
+          <w:tcPr>
+            <w:tcW w:type="dxa" w:w="1872"/>
+            <w:tcMar>
+              <w:top w:type="dxa" w:w="60"/>
+              <w:left w:type="dxa" w:w="90"/>
+              <w:bottom w:type="dxa" w:w="60"/>
+              <w:right w:type="dxa" w:w="90"/>
+            </w:tcMar>
+          </w:tcPr>
+          <w:p>
+            <w:pPr>
+              <w:spacing w:after="0" w:line="240"/>
+            </w:pPr>
+            <w:r>
+              <w:rPr>
+                <w:rFonts w:ascii="Times New Roman" w:cs="Times New Roman" w:eastAsia="Times New Roman" w:hAnsi="Times New Roman"/>
+                <w:b w:val="false"/>
+                <w:bCs w:val="false"/>
+                <w:sz w:val="20"/>
+                <w:szCs w:val="20"/>
+              </w:rPr>
+              <w:t xml:space="preserve">VAT</w:t>
+            </w:r>
+          </w:p>
+        </w:tc>
+        <w:tc>
+          <w:tcPr>
+            <w:tcW w:type="dxa" w:w="1872"/>
+            <w:tcMar>
+              <w:top w:type="dxa" w:w="60"/>
+              <w:left w:type="dxa" w:w="90"/>
+              <w:bottom w:type="dxa" w:w="60"/>
+              <w:right w:type="dxa" w:w="90"/>
+            </w:tcMar>
+          </w:tcPr>
+          <w:p>
+            <w:pPr>
+              <w:spacing w:after="0" w:line="240"/>
+            </w:pPr>
+            <w:r>
+              <w:rPr>
+                <w:rFonts w:ascii="Times New Roman" w:cs="Times New Roman" w:eastAsia="Times New Roman" w:hAnsi="Times New Roman"/>
+                <w:b w:val="false"/>
+                <w:bCs w:val="false"/>
+                <w:sz w:val="20"/>
+                <w:szCs w:val="20"/>
+              </w:rPr>
+              <w:t xml:space="preserve">2,641</w:t>
+            </w:r>
+          </w:p>
+        </w:tc>
+        <w:tc>
+          <w:tcPr>
+            <w:tcW w:type="dxa" w:w="1872"/>
+            <w:tcMar>
+              <w:top w:type="dxa" w:w="60"/>
+              <w:left w:type="dxa" w:w="90"/>
+              <w:bottom w:type="dxa" w:w="60"/>
+              <w:right w:type="dxa" w:w="90"/>
+            </w:tcMar>
+          </w:tcPr>
+          <w:p>
+            <w:pPr>
+              <w:spacing w:after="0" w:line="240"/>
+            </w:pPr>
+            <w:r>
+              <w:rPr>
+                <w:rFonts w:ascii="Times New Roman" w:cs="Times New Roman" w:eastAsia="Times New Roman" w:hAnsi="Times New Roman"/>
+                <w:b w:val="false"/>
+                <w:bCs w:val="false"/>
+                <w:sz w:val="20"/>
+                <w:szCs w:val="20"/>
+              </w:rPr>
+              <w:t xml:space="preserve">2,620</w:t>
+            </w:r>
+          </w:p>
+        </w:tc>
+        <w:tc>
+          <w:tcPr>
+            <w:tcW w:type="dxa" w:w="1872"/>
+            <w:tcMar>
+              <w:top w:type="dxa" w:w="60"/>
+              <w:left w:type="dxa" w:w="90"/>
+              <w:bottom w:type="dxa" w:w="60"/>
+              <w:right w:type="dxa" w:w="90"/>
+            </w:tcMar>
+          </w:tcPr>
+          <w:p>
+            <w:pPr>
+              <w:spacing w:after="0" w:line="240"/>
+            </w:pPr>
+            <w:r>
+              <w:rPr>
+                <w:rFonts w:ascii="Times New Roman" w:cs="Times New Roman" w:eastAsia="Times New Roman" w:hAnsi="Times New Roman"/>
+                <w:b w:val="false"/>
+                <w:bCs w:val="false"/>
+                <w:sz w:val="20"/>
+                <w:szCs w:val="20"/>
+              </w:rPr>
+              <w:t xml:space="preserve">22.1</w:t>
+            </w:r>
+          </w:p>
+        </w:tc>
+        <w:tc>
+          <w:tcPr>
+            <w:tcW w:type="dxa" w:w="1872"/>
+            <w:tcMar>
+              <w:top w:type="dxa" w:w="60"/>
+              <w:left w:type="dxa" w:w="90"/>
+              <w:bottom w:type="dxa" w:w="60"/>
+              <w:right w:type="dxa" w:w="90"/>
+            </w:tcMar>
+          </w:tcPr>
+          <w:p>
+            <w:pPr>
+              <w:spacing w:after="0" w:line="240"/>
+            </w:pPr>
+            <w:r>
+              <w:rPr>
+                <w:rFonts w:ascii="Times New Roman" w:cs="Times New Roman" w:eastAsia="Times New Roman" w:hAnsi="Times New Roman"/>
+                <w:b w:val="false"/>
+                <w:bCs w:val="false"/>
+                <w:sz w:val="20"/>
+                <w:szCs w:val="20"/>
+              </w:rPr>
+              <w:t xml:space="preserve">26.5</w:t>
+            </w:r>
+          </w:p>
+        </w:tc>
+      </w:tr>
+      <w:tr>
+        <w:trPr>
+          <w:tblHeader w:val="false"/>
+        </w:trPr>
+        <w:tc>
+          <w:tcPr>
+            <w:tcW w:type="dxa" w:w="1872"/>
+            <w:tcMar>
+              <w:top w:type="dxa" w:w="60"/>
+              <w:left w:type="dxa" w:w="90"/>
+              <w:bottom w:type="dxa" w:w="60"/>
+              <w:right w:type="dxa" w:w="90"/>
+            </w:tcMar>
+          </w:tcPr>
+          <w:p>
+            <w:pPr>
+              <w:spacing w:after="0" w:line="240"/>
+            </w:pPr>
+            <w:r>
+              <w:rPr>
+                <w:rFonts w:ascii="Times New Roman" w:cs="Times New Roman" w:eastAsia="Times New Roman" w:hAnsi="Times New Roman"/>
+                <w:b w:val="false"/>
+                <w:bCs w:val="false"/>
+                <w:sz w:val="20"/>
+                <w:szCs w:val="20"/>
+              </w:rPr>
+              <w:t xml:space="preserve">Customs</w:t>
+            </w:r>
+          </w:p>
+        </w:tc>
+        <w:tc>
+          <w:tcPr>
+            <w:tcW w:type="dxa" w:w="1872"/>
+            <w:tcMar>
+              <w:top w:type="dxa" w:w="60"/>
+              <w:left w:type="dxa" w:w="90"/>
+              <w:bottom w:type="dxa" w:w="60"/>
+              <w:right w:type="dxa" w:w="90"/>
+            </w:tcMar>
+          </w:tcPr>
+          <w:p>
+            <w:pPr>
+              <w:spacing w:after="0" w:line="240"/>
+            </w:pPr>
+            <w:r>
+              <w:rPr>
+                <w:rFonts w:ascii="Times New Roman" w:cs="Times New Roman" w:eastAsia="Times New Roman" w:hAnsi="Times New Roman"/>
+                <w:b w:val="false"/>
+                <w:bCs w:val="false"/>
+                <w:sz w:val="20"/>
+                <w:szCs w:val="20"/>
+              </w:rPr>
+              <w:t xml:space="preserve">3,475</w:t>
+            </w:r>
+          </w:p>
+        </w:tc>
+        <w:tc>
+          <w:tcPr>
+            <w:tcW w:type="dxa" w:w="1872"/>
+            <w:tcMar>
+              <w:top w:type="dxa" w:w="60"/>
+              <w:left w:type="dxa" w:w="90"/>
+              <w:bottom w:type="dxa" w:w="60"/>
+              <w:right w:type="dxa" w:w="90"/>
+            </w:tcMar>
+          </w:tcPr>
+          <w:p>
+            <w:pPr>
+              <w:spacing w:after="0" w:line="240"/>
+            </w:pPr>
+            <w:r>
+              <w:rPr>
+                <w:rFonts w:ascii="Times New Roman" w:cs="Times New Roman" w:eastAsia="Times New Roman" w:hAnsi="Times New Roman"/>
+                <w:b w:val="false"/>
+                <w:bCs w:val="false"/>
+                <w:sz w:val="20"/>
+                <w:szCs w:val="20"/>
+              </w:rPr>
+              <w:t xml:space="preserve">3,448</w:t>
+            </w:r>
+          </w:p>
+        </w:tc>
+        <w:tc>
+          <w:tcPr>
+            <w:tcW w:type="dxa" w:w="1872"/>
+            <w:tcMar>
+              <w:top w:type="dxa" w:w="60"/>
+              <w:left w:type="dxa" w:w="90"/>
+              <w:bottom w:type="dxa" w:w="60"/>
+              <w:right w:type="dxa" w:w="90"/>
+            </w:tcMar>
+          </w:tcPr>
+          <w:p>
+            <w:pPr>
+              <w:spacing w:after="0" w:line="240"/>
+            </w:pPr>
+            <w:r>
+              <w:rPr>
+                <w:rFonts w:ascii="Times New Roman" w:cs="Times New Roman" w:eastAsia="Times New Roman" w:hAnsi="Times New Roman"/>
+                <w:b w:val="false"/>
+                <w:bCs w:val="false"/>
+                <w:sz w:val="20"/>
+                <w:szCs w:val="20"/>
+              </w:rPr>
+              <w:t xml:space="preserve">31.7</w:t>
+            </w:r>
+          </w:p>
+        </w:tc>
+        <w:tc>
+          <w:tcPr>
+            <w:tcW w:type="dxa" w:w="1872"/>
+            <w:tcMar>
+              <w:top w:type="dxa" w:w="60"/>
+              <w:left w:type="dxa" w:w="90"/>
+              <w:bottom w:type="dxa" w:w="60"/>
+              <w:right w:type="dxa" w:w="90"/>
+            </w:tcMar>
+          </w:tcPr>
+          <w:p>
+            <w:pPr>
+              <w:spacing w:after="0" w:line="240"/>
+            </w:pPr>
+            <w:r>
+              <w:rPr>
+                <w:rFonts w:ascii="Times New Roman" w:cs="Times New Roman" w:eastAsia="Times New Roman" w:hAnsi="Times New Roman"/>
+                <w:b w:val="false"/>
+                <w:bCs w:val="false"/>
+                <w:sz w:val="20"/>
+                <w:szCs w:val="20"/>
+              </w:rPr>
+              <w:t xml:space="preserve">25.1</w:t>
+            </w:r>
+          </w:p>
+        </w:tc>
+      </w:tr>
+      <w:tr>
+        <w:trPr>
+          <w:tblHeader w:val="false"/>
+        </w:trPr>
+        <w:tc>
+          <w:tcPr>
+            <w:tcW w:type="dxa" w:w="1872"/>
+            <w:tcMar>
+              <w:top w:type="dxa" w:w="60"/>
+              <w:left w:type="dxa" w:w="90"/>
+              <w:bottom w:type="dxa" w:w="60"/>
+              <w:right w:type="dxa" w:w="90"/>
+            </w:tcMar>
+          </w:tcPr>
+          <w:p>
+            <w:pPr>
+              <w:spacing w:after="0" w:line="240"/>
+            </w:pPr>
+            <w:r>
+              <w:rPr>
+                <w:rFonts w:ascii="Times New Roman" w:cs="Times New Roman" w:eastAsia="Times New Roman" w:hAnsi="Times New Roman"/>
+                <w:b w:val="false"/>
+                <w:bCs w:val="false"/>
+                <w:sz w:val="20"/>
+                <w:szCs w:val="20"/>
+              </w:rPr>
+              <w:t xml:space="preserve">Finance (general)</w:t>
+            </w:r>
+          </w:p>
+        </w:tc>
+        <w:tc>
+          <w:tcPr>
+            <w:tcW w:type="dxa" w:w="1872"/>
+            <w:tcMar>
+              <w:top w:type="dxa" w:w="60"/>
+              <w:left w:type="dxa" w:w="90"/>
+              <w:bottom w:type="dxa" w:w="60"/>
+              <w:right w:type="dxa" w:w="90"/>
+            </w:tcMar>
+          </w:tcPr>
+          <w:p>
+            <w:pPr>
+              <w:spacing w:after="0" w:line="240"/>
+            </w:pPr>
+            <w:r>
+              <w:rPr>
+                <w:rFonts w:ascii="Times New Roman" w:cs="Times New Roman" w:eastAsia="Times New Roman" w:hAnsi="Times New Roman"/>
+                <w:b w:val="false"/>
+                <w:bCs w:val="false"/>
+                <w:sz w:val="20"/>
+                <w:szCs w:val="20"/>
+              </w:rPr>
+              <w:t xml:space="preserve">1,473</w:t>
+            </w:r>
+          </w:p>
+        </w:tc>
+        <w:tc>
+          <w:tcPr>
+            <w:tcW w:type="dxa" w:w="1872"/>
+            <w:tcMar>
+              <w:top w:type="dxa" w:w="60"/>
+              <w:left w:type="dxa" w:w="90"/>
+              <w:bottom w:type="dxa" w:w="60"/>
+              <w:right w:type="dxa" w:w="90"/>
+            </w:tcMar>
+          </w:tcPr>
+          <w:p>
+            <w:pPr>
+              <w:spacing w:after="0" w:line="240"/>
+            </w:pPr>
+            <w:r>
+              <w:rPr>
+                <w:rFonts w:ascii="Times New Roman" w:cs="Times New Roman" w:eastAsia="Times New Roman" w:hAnsi="Times New Roman"/>
+                <w:b w:val="false"/>
+                <w:bCs w:val="false"/>
+                <w:sz w:val="20"/>
+                <w:szCs w:val="20"/>
+              </w:rPr>
+              <w:t xml:space="preserve">1,544</w:t>
+            </w:r>
+          </w:p>
+        </w:tc>
+        <w:tc>
+          <w:tcPr>
+            <w:tcW w:type="dxa" w:w="1872"/>
+            <w:tcMar>
+              <w:top w:type="dxa" w:w="60"/>
+              <w:left w:type="dxa" w:w="90"/>
+              <w:bottom w:type="dxa" w:w="60"/>
+              <w:right w:type="dxa" w:w="90"/>
+            </w:tcMar>
+          </w:tcPr>
+          <w:p>
+            <w:pPr>
+              <w:spacing w:after="0" w:line="240"/>
+            </w:pPr>
+            <w:r>
+              <w:rPr>
+                <w:rFonts w:ascii="Times New Roman" w:cs="Times New Roman" w:eastAsia="Times New Roman" w:hAnsi="Times New Roman"/>
+                <w:b w:val="false"/>
+                <w:bCs w:val="false"/>
+                <w:sz w:val="20"/>
+                <w:szCs w:val="20"/>
+              </w:rPr>
+              <w:t xml:space="preserve">25.8</w:t>
+            </w:r>
+          </w:p>
+        </w:tc>
+        <w:tc>
+          <w:tcPr>
+            <w:tcW w:type="dxa" w:w="1872"/>
+            <w:tcMar>
+              <w:top w:type="dxa" w:w="60"/>
+              <w:left w:type="dxa" w:w="90"/>
+              <w:bottom w:type="dxa" w:w="60"/>
+              <w:right w:type="dxa" w:w="90"/>
+            </w:tcMar>
+          </w:tcPr>
+          <w:p>
+            <w:pPr>
+              <w:spacing w:after="0" w:line="240"/>
+            </w:pPr>
+            <w:r>
+              <w:rPr>
+                <w:rFonts w:ascii="Times New Roman" w:cs="Times New Roman" w:eastAsia="Times New Roman" w:hAnsi="Times New Roman"/>
+                <w:b w:val="false"/>
+                <w:bCs w:val="false"/>
+                <w:sz w:val="20"/>
+                <w:szCs w:val="20"/>
+              </w:rPr>
+              <w:t xml:space="preserve">22.2</w:t>
+            </w:r>
+          </w:p>
+        </w:tc>
+      </w:tr>
+      <w:tr>
+        <w:trPr>
+          <w:tblHeader w:val="false"/>
+        </w:trPr>
+        <w:tc>
+          <w:tcPr>
+            <w:tcW w:type="dxa" w:w="1872"/>
+            <w:tcMar>
+              <w:top w:type="dxa" w:w="60"/>
+              <w:left w:type="dxa" w:w="90"/>
+              <w:bottom w:type="dxa" w:w="60"/>
+              <w:right w:type="dxa" w:w="90"/>
+            </w:tcMar>
+          </w:tcPr>
+          <w:p>
+            <w:pPr>
+              <w:spacing w:after="0" w:line="240"/>
+            </w:pPr>
+            <w:r>
+              <w:rPr>
+                <w:rFonts w:ascii="Times New Roman" w:cs="Times New Roman" w:eastAsia="Times New Roman" w:hAnsi="Times New Roman"/>
+                <w:b w:val="false"/>
+                <w:bCs w:val="false"/>
+                <w:sz w:val="20"/>
+                <w:szCs w:val="20"/>
+              </w:rPr>
+              <w:t xml:space="preserve">Total</w:t>
+            </w:r>
+          </w:p>
+        </w:tc>
+        <w:tc>
+          <w:tcPr>
+            <w:tcW w:type="dxa" w:w="1872"/>
+            <w:tcMar>
+              <w:top w:type="dxa" w:w="60"/>
+              <w:left w:type="dxa" w:w="90"/>
+              <w:bottom w:type="dxa" w:w="60"/>
+              <w:right w:type="dxa" w:w="90"/>
+            </w:tcMar>
+          </w:tcPr>
+          <w:p>
+            <w:pPr>
+              <w:spacing w:after="0" w:line="240"/>
+            </w:pPr>
+            <w:r>
+              <w:rPr>
+                <w:rFonts w:ascii="Times New Roman" w:cs="Times New Roman" w:eastAsia="Times New Roman" w:hAnsi="Times New Roman"/>
+                <w:b w:val="false"/>
+                <w:bCs w:val="false"/>
+                <w:sz w:val="20"/>
+                <w:szCs w:val="20"/>
+              </w:rPr>
+              <w:t xml:space="preserve">10,412</w:t>
+            </w:r>
+          </w:p>
+        </w:tc>
+        <w:tc>
+          <w:tcPr>
+            <w:tcW w:type="dxa" w:w="1872"/>
+            <w:tcMar>
+              <w:top w:type="dxa" w:w="60"/>
+              <w:left w:type="dxa" w:w="90"/>
+              <w:bottom w:type="dxa" w:w="60"/>
+              <w:right w:type="dxa" w:w="90"/>
+            </w:tcMar>
+          </w:tcPr>
+          <w:p>
+            <w:pPr>
+              <w:spacing w:after="0" w:line="240"/>
+            </w:pPr>
+            <w:r>
+              <w:rPr>
+                <w:rFonts w:ascii="Times New Roman" w:cs="Times New Roman" w:eastAsia="Times New Roman" w:hAnsi="Times New Roman"/>
+                <w:b w:val="false"/>
+                <w:bCs w:val="false"/>
+                <w:sz w:val="20"/>
+                <w:szCs w:val="20"/>
+              </w:rPr>
+              <w:t xml:space="preserve">10,412</w:t>
+            </w:r>
+          </w:p>
+        </w:tc>
+        <w:tc>
+          <w:tcPr>
+            <w:tcW w:type="dxa" w:w="1872"/>
+            <w:tcMar>
+              <w:top w:type="dxa" w:w="60"/>
+              <w:left w:type="dxa" w:w="90"/>
+              <w:bottom w:type="dxa" w:w="60"/>
+              <w:right w:type="dxa" w:w="90"/>
+            </w:tcMar>
+          </w:tcPr>
+          <w:p>
+            <w:pPr>
+              <w:spacing w:after="0" w:line="240"/>
+            </w:pPr>
+            <w:r>
+              <w:rPr>
+                <w:rFonts w:ascii="Times New Roman" w:cs="Times New Roman" w:eastAsia="Times New Roman" w:hAnsi="Times New Roman"/>
+                <w:b w:val="false"/>
+                <w:bCs w:val="false"/>
+                <w:sz w:val="20"/>
+                <w:szCs w:val="20"/>
+              </w:rPr>
+              <w:t xml:space="preserve">26.8</w:t>
+            </w:r>
+          </w:p>
+        </w:tc>
+        <w:tc>
+          <w:tcPr>
+            <w:tcW w:type="dxa" w:w="1872"/>
+            <w:tcMar>
+              <w:top w:type="dxa" w:w="60"/>
+              <w:left w:type="dxa" w:w="90"/>
+              <w:bottom w:type="dxa" w:w="60"/>
+              <w:right w:type="dxa" w:w="90"/>
+            </w:tcMar>
+          </w:tcPr>
+          <w:p>
+            <w:pPr>
+              <w:spacing w:after="0" w:line="240"/>
+            </w:pPr>
+            <w:r>
+              <w:rPr>
+                <w:rFonts w:ascii="Times New Roman" w:cs="Times New Roman" w:eastAsia="Times New Roman" w:hAnsi="Times New Roman"/>
+                <w:b w:val="false"/>
+                <w:bCs w:val="false"/>
+                <w:sz w:val="20"/>
+                <w:szCs w:val="20"/>
+              </w:rPr>
+              <w:t xml:space="preserve">25.2</w:t>
+            </w:r>
+          </w:p>
+        </w:tc>
+      </w:tr>
+    </w:tbl>
+    <w:p>
+      <w:pPr>
+        <w:spacing w:after="160"/>
+      </w:pPr>
+    </w:p>
+    <w:p>
+      <w:pPr>
+        <w:spacing w:after="120" w:line="276"/>
+      </w:pPr>
+      <w:r>
+        <w:rPr>
+          <w:rFonts w:ascii="Times New Roman" w:cs="Times New Roman" w:eastAsia="Times New Roman" w:hAnsi="Times New Roman"/>
+          <w:sz w:val="22"/>
+          <w:szCs w:val="22"/>
+        </w:rPr>
+        <w:t xml:space="preserve">The totals agree at 10,412, but every per-domain count differs, and the ordering of answer length reverses: the released dataset has VAT answers longer than customs answers, not shorter. This matters beyond bookkeeping, because Section 3.4 explained the customs accuracy gap by customs answers being longer (“31.7 words vs. 22.1 for VAT”) — an explanation the released data does not support. Table 3, whose splits are derived from Table 2, inherits the same counts.</w:t>
+      </w:r>
+    </w:p>
+    <w:p>
+      <w:pPr>
+        <w:spacing w:after="120" w:line="276"/>
+      </w:pPr>
+      <w:r>
+        <w:rPr>
+          <w:rFonts w:ascii="Times New Roman" w:cs="Times New Roman" w:eastAsia="Times New Roman" w:hAnsi="Times New Roman"/>
+          <w:sz w:val="22"/>
+          <w:szCs w:val="22"/>
+        </w:rPr>
+        <w:t xml:space="preserve">[AUTHORS: resolve this before resubmission. Either the manuscript tables were computed from an earlier version of the corpus and must be recomputed from the released one, or the Kaggle release differs from the corpus used for the experiments — in which case the release must be corrected, since it is what reviewers and readers will download. The audit that produces this table is </w:t>
+      </w:r>
+      <w:r>
+        <w:rPr>
+          <w:rFonts w:ascii="Consolas" w:cs="Consolas" w:eastAsia="Consolas" w:hAnsi="Consolas"/>
+          <w:sz w:val="19"/>
+          <w:szCs w:val="19"/>
+        </w:rPr>
+        <w:t xml:space="preserve">scripts/reviewer_experiments.py --all</w:t>
+      </w:r>
+      <w:r>
+        <w:rPr>
+          <w:rFonts w:ascii="Times New Roman" w:cs="Times New Roman" w:eastAsia="Times New Roman" w:hAnsi="Times New Roman"/>
+          <w:sz w:val="22"/>
+          <w:szCs w:val="22"/>
+        </w:rPr>
+        <w:t xml:space="preserve">.]</w:t>
       </w:r>
     </w:p>
     <w:p>

--- a/paper/Response_to_Reviewers_BanglaFinGPT_v2.docx
+++ b/paper/Response_to_Reviewers_BanglaFinGPT_v2.docx
@@ -910,7 +910,7 @@
           <w:sz w:val="22"/>
           <w:szCs w:val="22"/>
         </w:rPr>
-        <w:t xml:space="preserve">The reviewer is right, and we have corrected both the experiment and the claim.</w:t>
+        <w:t xml:space="preserve">The reviewer is right on both counts, and we have corrected the claim and removed the conflation.</w:t>
       </w:r>
     </w:p>
     <w:p>
@@ -925,782 +925,15 @@
           <w:sz w:val="22"/>
           <w:szCs w:val="22"/>
         </w:rPr>
-        <w:t xml:space="preserve">(i) The baselines now receive the same retrieved context.</w:t>
-      </w:r>
-      <w:r>
-        <w:rPr>
-          <w:rFonts w:ascii="Times New Roman" w:cs="Times New Roman" w:eastAsia="Times New Roman" w:hAnsi="Times New Roman"/>
-          <w:sz w:val="22"/>
-          <w:szCs w:val="22"/>
-        </w:rPr>
-        <w:t xml:space="preserve"> Our pipeline is backend-agnostic: retrieval, prompt assembly, filtering and scoring are identical whichever model generates the text, so the fair comparison is a configuration change rather than a different system. The revised Table 5 reports every baseline twice — without retrieval, as originally submitted, and with exactly the same top-k passages and the same prompt that BanglaFinGPT receives:</w:t>
-      </w:r>
-    </w:p>
-    <w:tbl>
-      <w:tblPr>
-        <w:tblW w:type="dxa" w:w="9360"/>
-        <w:tblBorders>
-          <w:top w:val="single" w:color="auto" w:sz="4"/>
-          <w:left w:val="single" w:color="auto" w:sz="4"/>
-          <w:bottom w:val="single" w:color="auto" w:sz="4"/>
-          <w:right w:val="single" w:color="auto" w:sz="4"/>
-          <w:insideH w:val="single" w:color="auto" w:sz="4"/>
-          <w:insideV w:val="single" w:color="auto" w:sz="4"/>
-        </w:tblBorders>
-      </w:tblPr>
-      <w:tblGrid>
-        <w:gridCol w:w="3120"/>
-        <w:gridCol w:w="3120"/>
-        <w:gridCol w:w="3120"/>
-      </w:tblGrid>
-      <w:tr>
-        <w:trPr>
-          <w:tblHeader/>
-        </w:trPr>
-        <w:tc>
-          <w:tcPr>
-            <w:tcW w:type="dxa" w:w="3120"/>
-            <w:shd w:fill="E8EDF3" w:val="clear"/>
-            <w:tcMar>
-              <w:top w:type="dxa" w:w="60"/>
-              <w:left w:type="dxa" w:w="90"/>
-              <w:bottom w:type="dxa" w:w="60"/>
-              <w:right w:type="dxa" w:w="90"/>
-            </w:tcMar>
-          </w:tcPr>
-          <w:p>
-            <w:pPr>
-              <w:spacing w:after="0" w:line="240"/>
-            </w:pPr>
-            <w:r>
-              <w:rPr>
-                <w:rFonts w:ascii="Times New Roman" w:cs="Times New Roman" w:eastAsia="Times New Roman" w:hAnsi="Times New Roman"/>
-                <w:b/>
-                <w:bCs/>
-                <w:sz w:val="20"/>
-                <w:szCs w:val="20"/>
-              </w:rPr>
-              <w:t xml:space="preserve">System</w:t>
-            </w:r>
-          </w:p>
-        </w:tc>
-        <w:tc>
-          <w:tcPr>
-            <w:tcW w:type="dxa" w:w="3120"/>
-            <w:shd w:fill="E8EDF3" w:val="clear"/>
-            <w:tcMar>
-              <w:top w:type="dxa" w:w="60"/>
-              <w:left w:type="dxa" w:w="90"/>
-              <w:bottom w:type="dxa" w:w="60"/>
-              <w:right w:type="dxa" w:w="90"/>
-            </w:tcMar>
-          </w:tcPr>
-          <w:p>
-            <w:pPr>
-              <w:spacing w:after="0" w:line="240"/>
-            </w:pPr>
-            <w:r>
-              <w:rPr>
-                <w:rFonts w:ascii="Times New Roman" w:cs="Times New Roman" w:eastAsia="Times New Roman" w:hAnsi="Times New Roman"/>
-                <w:b/>
-                <w:bCs/>
-                <w:sz w:val="20"/>
-                <w:szCs w:val="20"/>
-              </w:rPr>
-              <w:t xml:space="preserve">EM (%)</w:t>
-            </w:r>
-          </w:p>
-        </w:tc>
-        <w:tc>
-          <w:tcPr>
-            <w:tcW w:type="dxa" w:w="3120"/>
-            <w:shd w:fill="E8EDF3" w:val="clear"/>
-            <w:tcMar>
-              <w:top w:type="dxa" w:w="60"/>
-              <w:left w:type="dxa" w:w="90"/>
-              <w:bottom w:type="dxa" w:w="60"/>
-              <w:right w:type="dxa" w:w="90"/>
-            </w:tcMar>
-          </w:tcPr>
-          <w:p>
-            <w:pPr>
-              <w:spacing w:after="0" w:line="240"/>
-            </w:pPr>
-            <w:r>
-              <w:rPr>
-                <w:rFonts w:ascii="Times New Roman" w:cs="Times New Roman" w:eastAsia="Times New Roman" w:hAnsi="Times New Roman"/>
-                <w:b/>
-                <w:bCs/>
-                <w:sz w:val="20"/>
-                <w:szCs w:val="20"/>
-              </w:rPr>
-              <w:t xml:space="preserve">F1</w:t>
-            </w:r>
-          </w:p>
-        </w:tc>
-      </w:tr>
-      <w:tr>
-        <w:trPr>
-          <w:tblHeader w:val="false"/>
-        </w:trPr>
-        <w:tc>
-          <w:tcPr>
-            <w:tcW w:type="dxa" w:w="3120"/>
-            <w:tcMar>
-              <w:top w:type="dxa" w:w="60"/>
-              <w:left w:type="dxa" w:w="90"/>
-              <w:bottom w:type="dxa" w:w="60"/>
-              <w:right w:type="dxa" w:w="90"/>
-            </w:tcMar>
-          </w:tcPr>
-          <w:p>
-            <w:pPr>
-              <w:spacing w:after="0" w:line="240"/>
-            </w:pPr>
-            <w:r>
-              <w:rPr>
-                <w:rFonts w:ascii="Times New Roman" w:cs="Times New Roman" w:eastAsia="Times New Roman" w:hAnsi="Times New Roman"/>
-                <w:b w:val="false"/>
-                <w:bCs w:val="false"/>
-                <w:sz w:val="20"/>
-                <w:szCs w:val="20"/>
-              </w:rPr>
-              <w:t xml:space="preserve">GPT-4o, no retrieval</w:t>
-            </w:r>
-          </w:p>
-        </w:tc>
-        <w:tc>
-          <w:tcPr>
-            <w:tcW w:type="dxa" w:w="3120"/>
-            <w:tcMar>
-              <w:top w:type="dxa" w:w="60"/>
-              <w:left w:type="dxa" w:w="90"/>
-              <w:bottom w:type="dxa" w:w="60"/>
-              <w:right w:type="dxa" w:w="90"/>
-            </w:tcMar>
-          </w:tcPr>
-          <w:p>
-            <w:pPr>
-              <w:spacing w:after="0" w:line="240"/>
-            </w:pPr>
-            <w:r>
-              <w:rPr>
-                <w:rFonts w:ascii="Times New Roman" w:cs="Times New Roman" w:eastAsia="Times New Roman" w:hAnsi="Times New Roman"/>
-                <w:b w:val="false"/>
-                <w:bCs w:val="false"/>
-                <w:sz w:val="20"/>
-                <w:szCs w:val="20"/>
-              </w:rPr>
-              <w:t xml:space="preserve">45.2</w:t>
-            </w:r>
-          </w:p>
-        </w:tc>
-        <w:tc>
-          <w:tcPr>
-            <w:tcW w:type="dxa" w:w="3120"/>
-            <w:tcMar>
-              <w:top w:type="dxa" w:w="60"/>
-              <w:left w:type="dxa" w:w="90"/>
-              <w:bottom w:type="dxa" w:w="60"/>
-              <w:right w:type="dxa" w:w="90"/>
-            </w:tcMar>
-          </w:tcPr>
-          <w:p>
-            <w:pPr>
-              <w:spacing w:after="0" w:line="240"/>
-            </w:pPr>
-            <w:r>
-              <w:rPr>
-                <w:rFonts w:ascii="Times New Roman" w:cs="Times New Roman" w:eastAsia="Times New Roman" w:hAnsi="Times New Roman"/>
-                <w:b w:val="false"/>
-                <w:bCs w:val="false"/>
-                <w:sz w:val="20"/>
-                <w:szCs w:val="20"/>
-              </w:rPr>
-              <w:t xml:space="preserve">0.61</w:t>
-            </w:r>
-          </w:p>
-        </w:tc>
-      </w:tr>
-      <w:tr>
-        <w:trPr>
-          <w:tblHeader w:val="false"/>
-        </w:trPr>
-        <w:tc>
-          <w:tcPr>
-            <w:tcW w:type="dxa" w:w="3120"/>
-            <w:tcMar>
-              <w:top w:type="dxa" w:w="60"/>
-              <w:left w:type="dxa" w:w="90"/>
-              <w:bottom w:type="dxa" w:w="60"/>
-              <w:right w:type="dxa" w:w="90"/>
-            </w:tcMar>
-          </w:tcPr>
-          <w:p>
-            <w:pPr>
-              <w:spacing w:after="0" w:line="240"/>
-            </w:pPr>
-            <w:r>
-              <w:rPr>
-                <w:rFonts w:ascii="Times New Roman" w:cs="Times New Roman" w:eastAsia="Times New Roman" w:hAnsi="Times New Roman"/>
-                <w:b w:val="false"/>
-                <w:bCs w:val="false"/>
-                <w:sz w:val="20"/>
-                <w:szCs w:val="20"/>
-              </w:rPr>
-              <w:t xml:space="preserve">GPT-4o + same RAG context</w:t>
-            </w:r>
-          </w:p>
-        </w:tc>
-        <w:tc>
-          <w:tcPr>
-            <w:tcW w:type="dxa" w:w="3120"/>
-            <w:tcMar>
-              <w:top w:type="dxa" w:w="60"/>
-              <w:left w:type="dxa" w:w="90"/>
-              <w:bottom w:type="dxa" w:w="60"/>
-              <w:right w:type="dxa" w:w="90"/>
-            </w:tcMar>
-          </w:tcPr>
-          <w:p>
-            <w:pPr>
-              <w:spacing w:after="0" w:line="240"/>
-            </w:pPr>
-            <w:r>
-              <w:rPr>
-                <w:rFonts w:ascii="Times New Roman" w:cs="Times New Roman" w:eastAsia="Times New Roman" w:hAnsi="Times New Roman"/>
-                <w:b w:val="false"/>
-                <w:bCs w:val="false"/>
-                <w:sz w:val="20"/>
-                <w:szCs w:val="20"/>
-              </w:rPr>
-              <w:t xml:space="preserve">[AUTHORS: insert]</w:t>
-            </w:r>
-          </w:p>
-        </w:tc>
-        <w:tc>
-          <w:tcPr>
-            <w:tcW w:type="dxa" w:w="3120"/>
-            <w:tcMar>
-              <w:top w:type="dxa" w:w="60"/>
-              <w:left w:type="dxa" w:w="90"/>
-              <w:bottom w:type="dxa" w:w="60"/>
-              <w:right w:type="dxa" w:w="90"/>
-            </w:tcMar>
-          </w:tcPr>
-          <w:p>
-            <w:pPr>
-              <w:spacing w:after="0" w:line="240"/>
-            </w:pPr>
-            <w:r>
-              <w:rPr>
-                <w:rFonts w:ascii="Times New Roman" w:cs="Times New Roman" w:eastAsia="Times New Roman" w:hAnsi="Times New Roman"/>
-                <w:b w:val="false"/>
-                <w:bCs w:val="false"/>
-                <w:sz w:val="20"/>
-                <w:szCs w:val="20"/>
-              </w:rPr>
-              <w:t xml:space="preserve">[AUTHORS: insert]</w:t>
-            </w:r>
-          </w:p>
-        </w:tc>
-      </w:tr>
-      <w:tr>
-        <w:trPr>
-          <w:tblHeader w:val="false"/>
-        </w:trPr>
-        <w:tc>
-          <w:tcPr>
-            <w:tcW w:type="dxa" w:w="3120"/>
-            <w:tcMar>
-              <w:top w:type="dxa" w:w="60"/>
-              <w:left w:type="dxa" w:w="90"/>
-              <w:bottom w:type="dxa" w:w="60"/>
-              <w:right w:type="dxa" w:w="90"/>
-            </w:tcMar>
-          </w:tcPr>
-          <w:p>
-            <w:pPr>
-              <w:spacing w:after="0" w:line="240"/>
-            </w:pPr>
-            <w:r>
-              <w:rPr>
-                <w:rFonts w:ascii="Times New Roman" w:cs="Times New Roman" w:eastAsia="Times New Roman" w:hAnsi="Times New Roman"/>
-                <w:b w:val="false"/>
-                <w:bCs w:val="false"/>
-                <w:sz w:val="20"/>
-                <w:szCs w:val="20"/>
-              </w:rPr>
-              <w:t xml:space="preserve">Claude Sonnet 3.5, no retrieval</w:t>
-            </w:r>
-          </w:p>
-        </w:tc>
-        <w:tc>
-          <w:tcPr>
-            <w:tcW w:type="dxa" w:w="3120"/>
-            <w:tcMar>
-              <w:top w:type="dxa" w:w="60"/>
-              <w:left w:type="dxa" w:w="90"/>
-              <w:bottom w:type="dxa" w:w="60"/>
-              <w:right w:type="dxa" w:w="90"/>
-            </w:tcMar>
-          </w:tcPr>
-          <w:p>
-            <w:pPr>
-              <w:spacing w:after="0" w:line="240"/>
-            </w:pPr>
-            <w:r>
-              <w:rPr>
-                <w:rFonts w:ascii="Times New Roman" w:cs="Times New Roman" w:eastAsia="Times New Roman" w:hAnsi="Times New Roman"/>
-                <w:b w:val="false"/>
-                <w:bCs w:val="false"/>
-                <w:sz w:val="20"/>
-                <w:szCs w:val="20"/>
-              </w:rPr>
-              <w:t xml:space="preserve">42.8</w:t>
-            </w:r>
-          </w:p>
-        </w:tc>
-        <w:tc>
-          <w:tcPr>
-            <w:tcW w:type="dxa" w:w="3120"/>
-            <w:tcMar>
-              <w:top w:type="dxa" w:w="60"/>
-              <w:left w:type="dxa" w:w="90"/>
-              <w:bottom w:type="dxa" w:w="60"/>
-              <w:right w:type="dxa" w:w="90"/>
-            </w:tcMar>
-          </w:tcPr>
-          <w:p>
-            <w:pPr>
-              <w:spacing w:after="0" w:line="240"/>
-            </w:pPr>
-            <w:r>
-              <w:rPr>
-                <w:rFonts w:ascii="Times New Roman" w:cs="Times New Roman" w:eastAsia="Times New Roman" w:hAnsi="Times New Roman"/>
-                <w:b w:val="false"/>
-                <w:bCs w:val="false"/>
-                <w:sz w:val="20"/>
-                <w:szCs w:val="20"/>
-              </w:rPr>
-              <w:t xml:space="preserve">0.59</w:t>
-            </w:r>
-          </w:p>
-        </w:tc>
-      </w:tr>
-      <w:tr>
-        <w:trPr>
-          <w:tblHeader w:val="false"/>
-        </w:trPr>
-        <w:tc>
-          <w:tcPr>
-            <w:tcW w:type="dxa" w:w="3120"/>
-            <w:tcMar>
-              <w:top w:type="dxa" w:w="60"/>
-              <w:left w:type="dxa" w:w="90"/>
-              <w:bottom w:type="dxa" w:w="60"/>
-              <w:right w:type="dxa" w:w="90"/>
-            </w:tcMar>
-          </w:tcPr>
-          <w:p>
-            <w:pPr>
-              <w:spacing w:after="0" w:line="240"/>
-            </w:pPr>
-            <w:r>
-              <w:rPr>
-                <w:rFonts w:ascii="Times New Roman" w:cs="Times New Roman" w:eastAsia="Times New Roman" w:hAnsi="Times New Roman"/>
-                <w:b w:val="false"/>
-                <w:bCs w:val="false"/>
-                <w:sz w:val="20"/>
-                <w:szCs w:val="20"/>
-              </w:rPr>
-              <w:t xml:space="preserve">Claude Sonnet 3.5 + same RAG context</w:t>
-            </w:r>
-          </w:p>
-        </w:tc>
-        <w:tc>
-          <w:tcPr>
-            <w:tcW w:type="dxa" w:w="3120"/>
-            <w:tcMar>
-              <w:top w:type="dxa" w:w="60"/>
-              <w:left w:type="dxa" w:w="90"/>
-              <w:bottom w:type="dxa" w:w="60"/>
-              <w:right w:type="dxa" w:w="90"/>
-            </w:tcMar>
-          </w:tcPr>
-          <w:p>
-            <w:pPr>
-              <w:spacing w:after="0" w:line="240"/>
-            </w:pPr>
-            <w:r>
-              <w:rPr>
-                <w:rFonts w:ascii="Times New Roman" w:cs="Times New Roman" w:eastAsia="Times New Roman" w:hAnsi="Times New Roman"/>
-                <w:b w:val="false"/>
-                <w:bCs w:val="false"/>
-                <w:sz w:val="20"/>
-                <w:szCs w:val="20"/>
-              </w:rPr>
-              <w:t xml:space="preserve">[AUTHORS: insert]</w:t>
-            </w:r>
-          </w:p>
-        </w:tc>
-        <w:tc>
-          <w:tcPr>
-            <w:tcW w:type="dxa" w:w="3120"/>
-            <w:tcMar>
-              <w:top w:type="dxa" w:w="60"/>
-              <w:left w:type="dxa" w:w="90"/>
-              <w:bottom w:type="dxa" w:w="60"/>
-              <w:right w:type="dxa" w:w="90"/>
-            </w:tcMar>
-          </w:tcPr>
-          <w:p>
-            <w:pPr>
-              <w:spacing w:after="0" w:line="240"/>
-            </w:pPr>
-            <w:r>
-              <w:rPr>
-                <w:rFonts w:ascii="Times New Roman" w:cs="Times New Roman" w:eastAsia="Times New Roman" w:hAnsi="Times New Roman"/>
-                <w:b w:val="false"/>
-                <w:bCs w:val="false"/>
-                <w:sz w:val="20"/>
-                <w:szCs w:val="20"/>
-              </w:rPr>
-              <w:t xml:space="preserve">[AUTHORS: insert]</w:t>
-            </w:r>
-          </w:p>
-        </w:tc>
-      </w:tr>
-      <w:tr>
-        <w:trPr>
-          <w:tblHeader w:val="false"/>
-        </w:trPr>
-        <w:tc>
-          <w:tcPr>
-            <w:tcW w:type="dxa" w:w="3120"/>
-            <w:tcMar>
-              <w:top w:type="dxa" w:w="60"/>
-              <w:left w:type="dxa" w:w="90"/>
-              <w:bottom w:type="dxa" w:w="60"/>
-              <w:right w:type="dxa" w:w="90"/>
-            </w:tcMar>
-          </w:tcPr>
-          <w:p>
-            <w:pPr>
-              <w:spacing w:after="0" w:line="240"/>
-            </w:pPr>
-            <w:r>
-              <w:rPr>
-                <w:rFonts w:ascii="Times New Roman" w:cs="Times New Roman" w:eastAsia="Times New Roman" w:hAnsi="Times New Roman"/>
-                <w:b w:val="false"/>
-                <w:bCs w:val="false"/>
-                <w:sz w:val="20"/>
-                <w:szCs w:val="20"/>
-              </w:rPr>
-              <w:t xml:space="preserve">Gemini Pro 1.5, no retrieval</w:t>
-            </w:r>
-          </w:p>
-        </w:tc>
-        <w:tc>
-          <w:tcPr>
-            <w:tcW w:type="dxa" w:w="3120"/>
-            <w:tcMar>
-              <w:top w:type="dxa" w:w="60"/>
-              <w:left w:type="dxa" w:w="90"/>
-              <w:bottom w:type="dxa" w:w="60"/>
-              <w:right w:type="dxa" w:w="90"/>
-            </w:tcMar>
-          </w:tcPr>
-          <w:p>
-            <w:pPr>
-              <w:spacing w:after="0" w:line="240"/>
-            </w:pPr>
-            <w:r>
-              <w:rPr>
-                <w:rFonts w:ascii="Times New Roman" w:cs="Times New Roman" w:eastAsia="Times New Roman" w:hAnsi="Times New Roman"/>
-                <w:b w:val="false"/>
-                <w:bCs w:val="false"/>
-                <w:sz w:val="20"/>
-                <w:szCs w:val="20"/>
-              </w:rPr>
-              <w:t xml:space="preserve">38.6</w:t>
-            </w:r>
-          </w:p>
-        </w:tc>
-        <w:tc>
-          <w:tcPr>
-            <w:tcW w:type="dxa" w:w="3120"/>
-            <w:tcMar>
-              <w:top w:type="dxa" w:w="60"/>
-              <w:left w:type="dxa" w:w="90"/>
-              <w:bottom w:type="dxa" w:w="60"/>
-              <w:right w:type="dxa" w:w="90"/>
-            </w:tcMar>
-          </w:tcPr>
-          <w:p>
-            <w:pPr>
-              <w:spacing w:after="0" w:line="240"/>
-            </w:pPr>
-            <w:r>
-              <w:rPr>
-                <w:rFonts w:ascii="Times New Roman" w:cs="Times New Roman" w:eastAsia="Times New Roman" w:hAnsi="Times New Roman"/>
-                <w:b w:val="false"/>
-                <w:bCs w:val="false"/>
-                <w:sz w:val="20"/>
-                <w:szCs w:val="20"/>
-              </w:rPr>
-              <w:t xml:space="preserve">0.54</w:t>
-            </w:r>
-          </w:p>
-        </w:tc>
-      </w:tr>
-      <w:tr>
-        <w:trPr>
-          <w:tblHeader w:val="false"/>
-        </w:trPr>
-        <w:tc>
-          <w:tcPr>
-            <w:tcW w:type="dxa" w:w="3120"/>
-            <w:tcMar>
-              <w:top w:type="dxa" w:w="60"/>
-              <w:left w:type="dxa" w:w="90"/>
-              <w:bottom w:type="dxa" w:w="60"/>
-              <w:right w:type="dxa" w:w="90"/>
-            </w:tcMar>
-          </w:tcPr>
-          <w:p>
-            <w:pPr>
-              <w:spacing w:after="0" w:line="240"/>
-            </w:pPr>
-            <w:r>
-              <w:rPr>
-                <w:rFonts w:ascii="Times New Roman" w:cs="Times New Roman" w:eastAsia="Times New Roman" w:hAnsi="Times New Roman"/>
-                <w:b w:val="false"/>
-                <w:bCs w:val="false"/>
-                <w:sz w:val="20"/>
-                <w:szCs w:val="20"/>
-              </w:rPr>
-              <w:t xml:space="preserve">Gemini Pro 1.5 + same RAG context</w:t>
-            </w:r>
-          </w:p>
-        </w:tc>
-        <w:tc>
-          <w:tcPr>
-            <w:tcW w:type="dxa" w:w="3120"/>
-            <w:tcMar>
-              <w:top w:type="dxa" w:w="60"/>
-              <w:left w:type="dxa" w:w="90"/>
-              <w:bottom w:type="dxa" w:w="60"/>
-              <w:right w:type="dxa" w:w="90"/>
-            </w:tcMar>
-          </w:tcPr>
-          <w:p>
-            <w:pPr>
-              <w:spacing w:after="0" w:line="240"/>
-            </w:pPr>
-            <w:r>
-              <w:rPr>
-                <w:rFonts w:ascii="Times New Roman" w:cs="Times New Roman" w:eastAsia="Times New Roman" w:hAnsi="Times New Roman"/>
-                <w:b w:val="false"/>
-                <w:bCs w:val="false"/>
-                <w:sz w:val="20"/>
-                <w:szCs w:val="20"/>
-              </w:rPr>
-              <w:t xml:space="preserve">[AUTHORS: insert]</w:t>
-            </w:r>
-          </w:p>
-        </w:tc>
-        <w:tc>
-          <w:tcPr>
-            <w:tcW w:type="dxa" w:w="3120"/>
-            <w:tcMar>
-              <w:top w:type="dxa" w:w="60"/>
-              <w:left w:type="dxa" w:w="90"/>
-              <w:bottom w:type="dxa" w:w="60"/>
-              <w:right w:type="dxa" w:w="90"/>
-            </w:tcMar>
-          </w:tcPr>
-          <w:p>
-            <w:pPr>
-              <w:spacing w:after="0" w:line="240"/>
-            </w:pPr>
-            <w:r>
-              <w:rPr>
-                <w:rFonts w:ascii="Times New Roman" w:cs="Times New Roman" w:eastAsia="Times New Roman" w:hAnsi="Times New Roman"/>
-                <w:b w:val="false"/>
-                <w:bCs w:val="false"/>
-                <w:sz w:val="20"/>
-                <w:szCs w:val="20"/>
-              </w:rPr>
-              <w:t xml:space="preserve">[AUTHORS: insert]</w:t>
-            </w:r>
-          </w:p>
-        </w:tc>
-      </w:tr>
-      <w:tr>
-        <w:trPr>
-          <w:tblHeader w:val="false"/>
-        </w:trPr>
-        <w:tc>
-          <w:tcPr>
-            <w:tcW w:type="dxa" w:w="3120"/>
-            <w:tcMar>
-              <w:top w:type="dxa" w:w="60"/>
-              <w:left w:type="dxa" w:w="90"/>
-              <w:bottom w:type="dxa" w:w="60"/>
-              <w:right w:type="dxa" w:w="90"/>
-            </w:tcMar>
-          </w:tcPr>
-          <w:p>
-            <w:pPr>
-              <w:spacing w:after="0" w:line="240"/>
-            </w:pPr>
-            <w:r>
-              <w:rPr>
-                <w:rFonts w:ascii="Times New Roman" w:cs="Times New Roman" w:eastAsia="Times New Roman" w:hAnsi="Times New Roman"/>
-                <w:b w:val="false"/>
-                <w:bCs w:val="false"/>
-                <w:sz w:val="20"/>
-                <w:szCs w:val="20"/>
-              </w:rPr>
-              <w:t xml:space="preserve">BanglaFinGPT (fine-tuned + RAG + filter)</w:t>
-            </w:r>
-          </w:p>
-        </w:tc>
-        <w:tc>
-          <w:tcPr>
-            <w:tcW w:type="dxa" w:w="3120"/>
-            <w:tcMar>
-              <w:top w:type="dxa" w:w="60"/>
-              <w:left w:type="dxa" w:w="90"/>
-              <w:bottom w:type="dxa" w:w="60"/>
-              <w:right w:type="dxa" w:w="90"/>
-            </w:tcMar>
-          </w:tcPr>
-          <w:p>
-            <w:pPr>
-              <w:spacing w:after="0" w:line="240"/>
-            </w:pPr>
-            <w:r>
-              <w:rPr>
-                <w:rFonts w:ascii="Times New Roman" w:cs="Times New Roman" w:eastAsia="Times New Roman" w:hAnsi="Times New Roman"/>
-                <w:b w:val="false"/>
-                <w:bCs w:val="false"/>
-                <w:sz w:val="20"/>
-                <w:szCs w:val="20"/>
-              </w:rPr>
-              <w:t xml:space="preserve">90.0</w:t>
-            </w:r>
-          </w:p>
-        </w:tc>
-        <w:tc>
-          <w:tcPr>
-            <w:tcW w:type="dxa" w:w="3120"/>
-            <w:tcMar>
-              <w:top w:type="dxa" w:w="60"/>
-              <w:left w:type="dxa" w:w="90"/>
-              <w:bottom w:type="dxa" w:w="60"/>
-              <w:right w:type="dxa" w:w="90"/>
-            </w:tcMar>
-          </w:tcPr>
-          <w:p>
-            <w:pPr>
-              <w:spacing w:after="0" w:line="240"/>
-            </w:pPr>
-            <w:r>
-              <w:rPr>
-                <w:rFonts w:ascii="Times New Roman" w:cs="Times New Roman" w:eastAsia="Times New Roman" w:hAnsi="Times New Roman"/>
-                <w:b w:val="false"/>
-                <w:bCs w:val="false"/>
-                <w:sz w:val="20"/>
-                <w:szCs w:val="20"/>
-              </w:rPr>
-              <w:t xml:space="preserve">0.88</w:t>
-            </w:r>
-          </w:p>
-        </w:tc>
-      </w:tr>
-    </w:tbl>
-    <w:p>
-      <w:pPr>
-        <w:spacing w:after="160"/>
-      </w:pPr>
-    </w:p>
-    <w:p>
-      <w:pPr>
-        <w:spacing w:after="120" w:line="276"/>
-      </w:pPr>
-      <w:r>
-        <w:rPr>
-          <w:rFonts w:ascii="Times New Roman" w:cs="Times New Roman" w:eastAsia="Times New Roman" w:hAnsi="Times New Roman"/>
-          <w:sz w:val="22"/>
-          <w:szCs w:val="22"/>
-        </w:rPr>
-        <w:t xml:space="preserve">Each additional row is a single command, for example:</w:t>
-      </w:r>
-    </w:p>
-    <w:p>
-      <w:pPr>
-        <w:spacing w:after="80" w:line="240"/>
-        <w:ind w:left="720"/>
-      </w:pPr>
-      <w:r>
-        <w:rPr>
-          <w:rFonts w:ascii="Consolas" w:cs="Consolas" w:eastAsia="Consolas" w:hAnsi="Consolas"/>
-          <w:sz w:val="18"/>
-          <w:szCs w:val="18"/>
-        </w:rPr>
-        <w:t xml:space="preserve">python -m banglafingpt.eval.evaluate --backend openai --tag gpt4o_norag --no-retrieval</w:t>
-      </w:r>
-    </w:p>
-    <w:p>
-      <w:pPr>
-        <w:spacing w:after="80" w:line="240"/>
-        <w:ind w:left="720"/>
-      </w:pPr>
-      <w:r>
-        <w:rPr>
-          <w:rFonts w:ascii="Consolas" w:cs="Consolas" w:eastAsia="Consolas" w:hAnsi="Consolas"/>
-          <w:sz w:val="18"/>
-          <w:szCs w:val="18"/>
-        </w:rPr>
-        <w:t xml:space="preserve">python -m banglafingpt.eval.evaluate --backend openai --tag gpt4o_rag</w:t>
-      </w:r>
-    </w:p>
-    <w:p>
-      <w:pPr>
-        <w:spacing w:after="120" w:line="276"/>
-      </w:pPr>
-      <w:r>
-        <w:rPr>
-          <w:rFonts w:ascii="Times New Roman" w:cs="Times New Roman" w:eastAsia="Times New Roman" w:hAnsi="Times New Roman"/>
-          <w:sz w:val="22"/>
-          <w:szCs w:val="22"/>
-        </w:rPr>
-        <w:t xml:space="preserve">That access to context rather than scale is the dominant factor is visible even without a hosted model: holding the generator fixed and toggling retrieval alone moves token-level F1 from 0.000 to 0.290 on the 2,036-question test split.</w:t>
-      </w:r>
-    </w:p>
-    <w:p>
-      <w:pPr>
-        <w:spacing w:after="120" w:line="276"/>
-      </w:pPr>
-      <w:r>
-        <w:rPr>
-          <w:rFonts w:ascii="Times New Roman" w:cs="Times New Roman" w:eastAsia="Times New Roman" w:hAnsi="Times New Roman"/>
-          <w:b/>
-          <w:bCs/>
-          <w:sz w:val="22"/>
-          <w:szCs w:val="22"/>
-        </w:rPr>
-        <w:t xml:space="preserve">(ii) The claims have been qualified and the perplexity conflation removed.</w:t>
-      </w:r>
-      <w:r>
-        <w:rPr>
-          <w:rFonts w:ascii="Times New Roman" w:cs="Times New Roman" w:eastAsia="Times New Roman" w:hAnsi="Times New Roman"/>
-          <w:sz w:val="22"/>
-          <w:szCs w:val="22"/>
-        </w:rPr>
-        <w:t xml:space="preserve"> We no longer describe the result as a 3B model outperforming a 100B+ model. The following has been added to the revised manuscript (Section 3.11, Discussion):</w:t>
+        <w:t xml:space="preserve">(i) The claim has been qualified.</w:t>
+      </w:r>
+      <w:r>
+        <w:rPr>
+          <w:rFonts w:ascii="Times New Roman" w:cs="Times New Roman" w:eastAsia="Times New Roman" w:hAnsi="Times New Roman"/>
+          <w:sz w:val="22"/>
+          <w:szCs w:val="22"/>
+        </w:rPr>
+        <w:t xml:space="preserve"> We no longer describe the result as a 3B model outperforming a 100B+ model. The reviewer is right that the difference reflects what each system has access to — supervised adaptation to Bangla financial language, and retrieval over the NBR documents the answers are drawn from — rather than model architecture or scale. The following has been added to the revised manuscript (Section 3.11, Discussion):</w:t>
       </w:r>
     </w:p>
     <w:p>
@@ -1719,25 +952,12 @@
           <w:sz w:val="22"/>
           <w:szCs w:val="22"/>
         </w:rPr>
-        <w:t xml:space="preserve">“BanglaFinGPT’s advantage over general-purpose models comes from two sources unavailable to those models in this setting: supervised adaptation to Bangla financial language, and retrieval over the authoritative NBR documents from which the answers are drawn. It is therefore not evidence that a 3B model is intrinsically stronger than a larger one. The comparison in Table 5 separates the two contributions by reporting each baseline both with and without the same retrieved context.”</w:t>
-      </w:r>
-    </w:p>
-    <w:p>
-      <w:pPr>
-        <w:spacing w:after="120" w:line="276"/>
-      </w:pPr>
-      <w:r>
-        <w:rPr>
-          <w:rFonts w:ascii="Times New Roman" w:cs="Times New Roman" w:eastAsia="Times New Roman" w:hAnsi="Times New Roman"/>
-          <w:sz w:val="22"/>
-          <w:szCs w:val="22"/>
-        </w:rPr>
-        <w:t xml:space="preserve">The sentence relating GPT-4’s Bengali perplexity (~45) to answer accuracy has been removed from Section 2.3. Perplexity now appears only where it is used — as a language-modelling statistic motivating a Bangla-pretrained base model — and is no longer placed beside accuracy as if one implied the other.</w:t>
-      </w:r>
-    </w:p>
-    <w:p>
-      <w:pPr>
-        <w:spacing w:after="60" w:line="276"/>
+        <w:t xml:space="preserve">“The gap to the general-purpose baselines should be read as evidence about what a system has access to rather than about model scale: BanglaFinGPT is adapted to this domain and retrieves from the documents the answers are drawn from, and the baselines do neither. It is not evidence that a 3B model is intrinsically stronger than a larger one, and we no longer make that claim.”</w:t>
+      </w:r>
+    </w:p>
+    <w:p>
+      <w:pPr>
+        <w:spacing w:after="120" w:line="276"/>
       </w:pPr>
       <w:r>
         <w:rPr>
@@ -1747,691 +967,28 @@
           <w:sz w:val="22"/>
           <w:szCs w:val="22"/>
         </w:rPr>
-        <w:t xml:space="preserve">Comment #3: Dataset Quality and Bias Concerns</w:t>
-      </w:r>
-    </w:p>
-    <w:p>
-      <w:pPr>
-        <w:spacing w:after="120" w:line="276"/>
-      </w:pPr>
-      <w:r>
-        <w:rPr>
-          <w:rFonts w:ascii="Times New Roman" w:cs="Times New Roman" w:eastAsia="Times New Roman" w:hAnsi="Times New Roman"/>
-          <w:sz w:val="22"/>
-          <w:szCs w:val="22"/>
-        </w:rPr>
-        <w:t xml:space="preserve">The dataset is constructed from NBR documents only, which creates potential bias. The QA pairs are generated using a semi-automated pipeline combining template-based methods and GPT-4, so the training data may contain GPT-4-generated questions. Domain distribution is imbalanced (Customs 33.37%, General Finance 14.15%), which likely contributes to the lower performance on customs queries.</w:t>
-      </w:r>
-    </w:p>
-    <w:p>
-      <w:pPr>
-        <w:spacing w:after="60" w:line="276"/>
-      </w:pPr>
-      <w:r>
-        <w:rPr>
-          <w:rFonts w:ascii="Times New Roman" w:cs="Times New Roman" w:eastAsia="Times New Roman" w:hAnsi="Times New Roman"/>
-          <w:b/>
-          <w:bCs/>
-          <w:sz w:val="22"/>
-          <w:szCs w:val="22"/>
-        </w:rPr>
-        <w:t xml:space="preserve">Response:</w:t>
-      </w:r>
-    </w:p>
-    <w:p>
-      <w:pPr>
-        <w:spacing w:after="120" w:line="276"/>
-      </w:pPr>
-      <w:r>
-        <w:rPr>
-          <w:rFonts w:ascii="Times New Roman" w:cs="Times New Roman" w:eastAsia="Times New Roman" w:hAnsi="Times New Roman"/>
-          <w:sz w:val="22"/>
-          <w:szCs w:val="22"/>
-        </w:rPr>
-        <w:t xml:space="preserve">We have separated this into the three concerns raised and addressed each with either new analysis or an explicit limitation.</w:t>
-      </w:r>
-    </w:p>
-    <w:p>
-      <w:pPr>
-        <w:spacing w:after="120" w:line="276"/>
-      </w:pPr>
-      <w:r>
-        <w:rPr>
-          <w:rFonts w:ascii="Times New Roman" w:cs="Times New Roman" w:eastAsia="Times New Roman" w:hAnsi="Times New Roman"/>
-          <w:b/>
-          <w:bCs/>
-          <w:sz w:val="22"/>
-          <w:szCs w:val="22"/>
-        </w:rPr>
-        <w:t xml:space="preserve">(a) Single-source corpus.</w:t>
-      </w:r>
-      <w:r>
-        <w:rPr>
-          <w:rFonts w:ascii="Times New Roman" w:cs="Times New Roman" w:eastAsia="Times New Roman" w:hAnsi="Times New Roman"/>
-          <w:sz w:val="22"/>
-          <w:szCs w:val="22"/>
-        </w:rPr>
-        <w:t xml:space="preserve"> The corpus is deliberately scoped to NBR primary sources, because the system answers from authoritative text rather than secondary commentary, and grounding requires a citable source. We agree this limits external validity and now state it in the Limitations section rather than leaving it implicit. Because benchmark questions are also cleaner than what users type, we added a robustness check in which the same test questions are perturbed in ways real users produce (all 2,036 test questions, so the figure does not depend on a sample):</w:t>
-      </w:r>
-    </w:p>
-    <w:tbl>
-      <w:tblPr>
-        <w:tblW w:type="dxa" w:w="9360"/>
-        <w:tblBorders>
-          <w:top w:val="single" w:color="auto" w:sz="4"/>
-          <w:left w:val="single" w:color="auto" w:sz="4"/>
-          <w:bottom w:val="single" w:color="auto" w:sz="4"/>
-          <w:right w:val="single" w:color="auto" w:sz="4"/>
-          <w:insideH w:val="single" w:color="auto" w:sz="4"/>
-          <w:insideV w:val="single" w:color="auto" w:sz="4"/>
-        </w:tblBorders>
-      </w:tblPr>
-      <w:tblGrid>
-        <w:gridCol w:w="3120"/>
-        <w:gridCol w:w="3120"/>
-        <w:gridCol w:w="3120"/>
-      </w:tblGrid>
-      <w:tr>
-        <w:trPr>
-          <w:tblHeader/>
-        </w:trPr>
-        <w:tc>
-          <w:tcPr>
-            <w:tcW w:type="dxa" w:w="3120"/>
-            <w:shd w:fill="E8EDF3" w:val="clear"/>
-            <w:tcMar>
-              <w:top w:type="dxa" w:w="60"/>
-              <w:left w:type="dxa" w:w="90"/>
-              <w:bottom w:type="dxa" w:w="60"/>
-              <w:right w:type="dxa" w:w="90"/>
-            </w:tcMar>
-          </w:tcPr>
-          <w:p>
-            <w:pPr>
-              <w:spacing w:after="0" w:line="240"/>
-            </w:pPr>
-            <w:r>
-              <w:rPr>
-                <w:rFonts w:ascii="Times New Roman" w:cs="Times New Roman" w:eastAsia="Times New Roman" w:hAnsi="Times New Roman"/>
-                <w:b/>
-                <w:bCs/>
-                <w:sz w:val="20"/>
-                <w:szCs w:val="20"/>
-              </w:rPr>
-              <w:t xml:space="preserve">Query form</w:t>
-            </w:r>
-          </w:p>
-        </w:tc>
-        <w:tc>
-          <w:tcPr>
-            <w:tcW w:type="dxa" w:w="3120"/>
-            <w:shd w:fill="E8EDF3" w:val="clear"/>
-            <w:tcMar>
-              <w:top w:type="dxa" w:w="60"/>
-              <w:left w:type="dxa" w:w="90"/>
-              <w:bottom w:type="dxa" w:w="60"/>
-              <w:right w:type="dxa" w:w="90"/>
-            </w:tcMar>
-          </w:tcPr>
-          <w:p>
-            <w:pPr>
-              <w:spacing w:after="0" w:line="240"/>
-            </w:pPr>
-            <w:r>
-              <w:rPr>
-                <w:rFonts w:ascii="Times New Roman" w:cs="Times New Roman" w:eastAsia="Times New Roman" w:hAnsi="Times New Roman"/>
-                <w:b/>
-                <w:bCs/>
-                <w:sz w:val="20"/>
-                <w:szCs w:val="20"/>
-              </w:rPr>
-              <w:t xml:space="preserve">recall@5</w:t>
-            </w:r>
-          </w:p>
-        </w:tc>
-        <w:tc>
-          <w:tcPr>
-            <w:tcW w:type="dxa" w:w="3120"/>
-            <w:shd w:fill="E8EDF3" w:val="clear"/>
-            <w:tcMar>
-              <w:top w:type="dxa" w:w="60"/>
-              <w:left w:type="dxa" w:w="90"/>
-              <w:bottom w:type="dxa" w:w="60"/>
-              <w:right w:type="dxa" w:w="90"/>
-            </w:tcMar>
-          </w:tcPr>
-          <w:p>
-            <w:pPr>
-              <w:spacing w:after="0" w:line="240"/>
-            </w:pPr>
-            <w:r>
-              <w:rPr>
-                <w:rFonts w:ascii="Times New Roman" w:cs="Times New Roman" w:eastAsia="Times New Roman" w:hAnsi="Times New Roman"/>
-                <w:b/>
-                <w:bCs/>
-                <w:sz w:val="20"/>
-                <w:szCs w:val="20"/>
-              </w:rPr>
-              <w:t xml:space="preserve">Change</w:t>
-            </w:r>
-          </w:p>
-        </w:tc>
-      </w:tr>
-      <w:tr>
-        <w:trPr>
-          <w:tblHeader w:val="false"/>
-        </w:trPr>
-        <w:tc>
-          <w:tcPr>
-            <w:tcW w:type="dxa" w:w="3120"/>
-            <w:tcMar>
-              <w:top w:type="dxa" w:w="60"/>
-              <w:left w:type="dxa" w:w="90"/>
-              <w:bottom w:type="dxa" w:w="60"/>
-              <w:right w:type="dxa" w:w="90"/>
-            </w:tcMar>
-          </w:tcPr>
-          <w:p>
-            <w:pPr>
-              <w:spacing w:after="0" w:line="240"/>
-            </w:pPr>
-            <w:r>
-              <w:rPr>
-                <w:rFonts w:ascii="Times New Roman" w:cs="Times New Roman" w:eastAsia="Times New Roman" w:hAnsi="Times New Roman"/>
-                <w:b w:val="false"/>
-                <w:bCs w:val="false"/>
-                <w:sz w:val="20"/>
-                <w:szCs w:val="20"/>
-              </w:rPr>
-              <w:t xml:space="preserve">original</w:t>
-            </w:r>
-          </w:p>
-        </w:tc>
-        <w:tc>
-          <w:tcPr>
-            <w:tcW w:type="dxa" w:w="3120"/>
-            <w:tcMar>
-              <w:top w:type="dxa" w:w="60"/>
-              <w:left w:type="dxa" w:w="90"/>
-              <w:bottom w:type="dxa" w:w="60"/>
-              <w:right w:type="dxa" w:w="90"/>
-            </w:tcMar>
-          </w:tcPr>
-          <w:p>
-            <w:pPr>
-              <w:spacing w:after="0" w:line="240"/>
-            </w:pPr>
-            <w:r>
-              <w:rPr>
-                <w:rFonts w:ascii="Times New Roman" w:cs="Times New Roman" w:eastAsia="Times New Roman" w:hAnsi="Times New Roman"/>
-                <w:b w:val="false"/>
-                <w:bCs w:val="false"/>
-                <w:sz w:val="20"/>
-                <w:szCs w:val="20"/>
-              </w:rPr>
-              <w:t xml:space="preserve">0.756</w:t>
-            </w:r>
-          </w:p>
-        </w:tc>
-        <w:tc>
-          <w:tcPr>
-            <w:tcW w:type="dxa" w:w="3120"/>
-            <w:tcMar>
-              <w:top w:type="dxa" w:w="60"/>
-              <w:left w:type="dxa" w:w="90"/>
-              <w:bottom w:type="dxa" w:w="60"/>
-              <w:right w:type="dxa" w:w="90"/>
-            </w:tcMar>
-          </w:tcPr>
-          <w:p>
-            <w:pPr>
-              <w:spacing w:after="0" w:line="240"/>
-            </w:pPr>
-            <w:r>
-              <w:rPr>
-                <w:rFonts w:ascii="Times New Roman" w:cs="Times New Roman" w:eastAsia="Times New Roman" w:hAnsi="Times New Roman"/>
-                <w:b w:val="false"/>
-                <w:bCs w:val="false"/>
-                <w:sz w:val="20"/>
-                <w:szCs w:val="20"/>
-              </w:rPr>
-              <w:t xml:space="preserve">—</w:t>
-            </w:r>
-          </w:p>
-        </w:tc>
-      </w:tr>
-      <w:tr>
-        <w:trPr>
-          <w:tblHeader w:val="false"/>
-        </w:trPr>
-        <w:tc>
-          <w:tcPr>
-            <w:tcW w:type="dxa" w:w="3120"/>
-            <w:tcMar>
-              <w:top w:type="dxa" w:w="60"/>
-              <w:left w:type="dxa" w:w="90"/>
-              <w:bottom w:type="dxa" w:w="60"/>
-              <w:right w:type="dxa" w:w="90"/>
-            </w:tcMar>
-          </w:tcPr>
-          <w:p>
-            <w:pPr>
-              <w:spacing w:after="0" w:line="240"/>
-            </w:pPr>
-            <w:r>
-              <w:rPr>
-                <w:rFonts w:ascii="Times New Roman" w:cs="Times New Roman" w:eastAsia="Times New Roman" w:hAnsi="Times New Roman"/>
-                <w:b w:val="false"/>
-                <w:bCs w:val="false"/>
-                <w:sz w:val="20"/>
-                <w:szCs w:val="20"/>
-              </w:rPr>
-              <w:t xml:space="preserve">question mark removed</w:t>
-            </w:r>
-          </w:p>
-        </w:tc>
-        <w:tc>
-          <w:tcPr>
-            <w:tcW w:type="dxa" w:w="3120"/>
-            <w:tcMar>
-              <w:top w:type="dxa" w:w="60"/>
-              <w:left w:type="dxa" w:w="90"/>
-              <w:bottom w:type="dxa" w:w="60"/>
-              <w:right w:type="dxa" w:w="90"/>
-            </w:tcMar>
-          </w:tcPr>
-          <w:p>
-            <w:pPr>
-              <w:spacing w:after="0" w:line="240"/>
-            </w:pPr>
-            <w:r>
-              <w:rPr>
-                <w:rFonts w:ascii="Times New Roman" w:cs="Times New Roman" w:eastAsia="Times New Roman" w:hAnsi="Times New Roman"/>
-                <w:b w:val="false"/>
-                <w:bCs w:val="false"/>
-                <w:sz w:val="20"/>
-                <w:szCs w:val="20"/>
-              </w:rPr>
-              <w:t xml:space="preserve">0.756</w:t>
-            </w:r>
-          </w:p>
-        </w:tc>
-        <w:tc>
-          <w:tcPr>
-            <w:tcW w:type="dxa" w:w="3120"/>
-            <w:tcMar>
-              <w:top w:type="dxa" w:w="60"/>
-              <w:left w:type="dxa" w:w="90"/>
-              <w:bottom w:type="dxa" w:w="60"/>
-              <w:right w:type="dxa" w:w="90"/>
-            </w:tcMar>
-          </w:tcPr>
-          <w:p>
-            <w:pPr>
-              <w:spacing w:after="0" w:line="240"/>
-            </w:pPr>
-            <w:r>
-              <w:rPr>
-                <w:rFonts w:ascii="Times New Roman" w:cs="Times New Roman" w:eastAsia="Times New Roman" w:hAnsi="Times New Roman"/>
-                <w:b w:val="false"/>
-                <w:bCs w:val="false"/>
-                <w:sz w:val="20"/>
-                <w:szCs w:val="20"/>
-              </w:rPr>
-              <w:t xml:space="preserve">0.0%</w:t>
-            </w:r>
-          </w:p>
-        </w:tc>
-      </w:tr>
-      <w:tr>
-        <w:trPr>
-          <w:tblHeader w:val="false"/>
-        </w:trPr>
-        <w:tc>
-          <w:tcPr>
-            <w:tcW w:type="dxa" w:w="3120"/>
-            <w:tcMar>
-              <w:top w:type="dxa" w:w="60"/>
-              <w:left w:type="dxa" w:w="90"/>
-              <w:bottom w:type="dxa" w:w="60"/>
-              <w:right w:type="dxa" w:w="90"/>
-            </w:tcMar>
-          </w:tcPr>
-          <w:p>
-            <w:pPr>
-              <w:spacing w:after="0" w:line="240"/>
-            </w:pPr>
-            <w:r>
-              <w:rPr>
-                <w:rFonts w:ascii="Times New Roman" w:cs="Times New Roman" w:eastAsia="Times New Roman" w:hAnsi="Times New Roman"/>
-                <w:b w:val="false"/>
-                <w:bCs w:val="false"/>
-                <w:sz w:val="20"/>
-                <w:szCs w:val="20"/>
-              </w:rPr>
-              <w:t xml:space="preserve">digits in the other script (১৫ ↔ 15)</w:t>
-            </w:r>
-          </w:p>
-        </w:tc>
-        <w:tc>
-          <w:tcPr>
-            <w:tcW w:type="dxa" w:w="3120"/>
-            <w:tcMar>
-              <w:top w:type="dxa" w:w="60"/>
-              <w:left w:type="dxa" w:w="90"/>
-              <w:bottom w:type="dxa" w:w="60"/>
-              <w:right w:type="dxa" w:w="90"/>
-            </w:tcMar>
-          </w:tcPr>
-          <w:p>
-            <w:pPr>
-              <w:spacing w:after="0" w:line="240"/>
-            </w:pPr>
-            <w:r>
-              <w:rPr>
-                <w:rFonts w:ascii="Times New Roman" w:cs="Times New Roman" w:eastAsia="Times New Roman" w:hAnsi="Times New Roman"/>
-                <w:b w:val="false"/>
-                <w:bCs w:val="false"/>
-                <w:sz w:val="20"/>
-                <w:szCs w:val="20"/>
-              </w:rPr>
-              <w:t xml:space="preserve">0.756</w:t>
-            </w:r>
-          </w:p>
-        </w:tc>
-        <w:tc>
-          <w:tcPr>
-            <w:tcW w:type="dxa" w:w="3120"/>
-            <w:tcMar>
-              <w:top w:type="dxa" w:w="60"/>
-              <w:left w:type="dxa" w:w="90"/>
-              <w:bottom w:type="dxa" w:w="60"/>
-              <w:right w:type="dxa" w:w="90"/>
-            </w:tcMar>
-          </w:tcPr>
-          <w:p>
-            <w:pPr>
-              <w:spacing w:after="0" w:line="240"/>
-            </w:pPr>
-            <w:r>
-              <w:rPr>
-                <w:rFonts w:ascii="Times New Roman" w:cs="Times New Roman" w:eastAsia="Times New Roman" w:hAnsi="Times New Roman"/>
-                <w:b w:val="false"/>
-                <w:bCs w:val="false"/>
-                <w:sz w:val="20"/>
-                <w:szCs w:val="20"/>
-              </w:rPr>
-              <w:t xml:space="preserve">0.0%</w:t>
-            </w:r>
-          </w:p>
-        </w:tc>
-      </w:tr>
-      <w:tr>
-        <w:trPr>
-          <w:tblHeader w:val="false"/>
-        </w:trPr>
-        <w:tc>
-          <w:tcPr>
-            <w:tcW w:type="dxa" w:w="3120"/>
-            <w:tcMar>
-              <w:top w:type="dxa" w:w="60"/>
-              <w:left w:type="dxa" w:w="90"/>
-              <w:bottom w:type="dxa" w:w="60"/>
-              <w:right w:type="dxa" w:w="90"/>
-            </w:tcMar>
-          </w:tcPr>
-          <w:p>
-            <w:pPr>
-              <w:spacing w:after="0" w:line="240"/>
-            </w:pPr>
-            <w:r>
-              <w:rPr>
-                <w:rFonts w:ascii="Times New Roman" w:cs="Times New Roman" w:eastAsia="Times New Roman" w:hAnsi="Times New Roman"/>
-                <w:b w:val="false"/>
-                <w:bCs w:val="false"/>
-                <w:sz w:val="20"/>
-                <w:szCs w:val="20"/>
-              </w:rPr>
-              <w:t xml:space="preserve">politeness prefix added</w:t>
-            </w:r>
-          </w:p>
-        </w:tc>
-        <w:tc>
-          <w:tcPr>
-            <w:tcW w:type="dxa" w:w="3120"/>
-            <w:tcMar>
-              <w:top w:type="dxa" w:w="60"/>
-              <w:left w:type="dxa" w:w="90"/>
-              <w:bottom w:type="dxa" w:w="60"/>
-              <w:right w:type="dxa" w:w="90"/>
-            </w:tcMar>
-          </w:tcPr>
-          <w:p>
-            <w:pPr>
-              <w:spacing w:after="0" w:line="240"/>
-            </w:pPr>
-            <w:r>
-              <w:rPr>
-                <w:rFonts w:ascii="Times New Roman" w:cs="Times New Roman" w:eastAsia="Times New Roman" w:hAnsi="Times New Roman"/>
-                <w:b w:val="false"/>
-                <w:bCs w:val="false"/>
-                <w:sz w:val="20"/>
-                <w:szCs w:val="20"/>
-              </w:rPr>
-              <w:t xml:space="preserve">0.723</w:t>
-            </w:r>
-          </w:p>
-        </w:tc>
-        <w:tc>
-          <w:tcPr>
-            <w:tcW w:type="dxa" w:w="3120"/>
-            <w:tcMar>
-              <w:top w:type="dxa" w:w="60"/>
-              <w:left w:type="dxa" w:w="90"/>
-              <w:bottom w:type="dxa" w:w="60"/>
-              <w:right w:type="dxa" w:w="90"/>
-            </w:tcMar>
-          </w:tcPr>
-          <w:p>
-            <w:pPr>
-              <w:spacing w:after="0" w:line="240"/>
-            </w:pPr>
-            <w:r>
-              <w:rPr>
-                <w:rFonts w:ascii="Times New Roman" w:cs="Times New Roman" w:eastAsia="Times New Roman" w:hAnsi="Times New Roman"/>
-                <w:b w:val="false"/>
-                <w:bCs w:val="false"/>
-                <w:sz w:val="20"/>
-                <w:szCs w:val="20"/>
-              </w:rPr>
-              <w:t xml:space="preserve">−4.4%</w:t>
-            </w:r>
-          </w:p>
-        </w:tc>
-      </w:tr>
-      <w:tr>
-        <w:trPr>
-          <w:tblHeader w:val="false"/>
-        </w:trPr>
-        <w:tc>
-          <w:tcPr>
-            <w:tcW w:type="dxa" w:w="3120"/>
-            <w:tcMar>
-              <w:top w:type="dxa" w:w="60"/>
-              <w:left w:type="dxa" w:w="90"/>
-              <w:bottom w:type="dxa" w:w="60"/>
-              <w:right w:type="dxa" w:w="90"/>
-            </w:tcMar>
-          </w:tcPr>
-          <w:p>
-            <w:pPr>
-              <w:spacing w:after="0" w:line="240"/>
-            </w:pPr>
-            <w:r>
-              <w:rPr>
-                <w:rFonts w:ascii="Times New Roman" w:cs="Times New Roman" w:eastAsia="Times New Roman" w:hAnsi="Times New Roman"/>
-                <w:b w:val="false"/>
-                <w:bCs w:val="false"/>
-                <w:sz w:val="20"/>
-                <w:szCs w:val="20"/>
-              </w:rPr>
-              <w:t xml:space="preserve">one character dropped from a word (typo)</w:t>
-            </w:r>
-          </w:p>
-        </w:tc>
-        <w:tc>
-          <w:tcPr>
-            <w:tcW w:type="dxa" w:w="3120"/>
-            <w:tcMar>
-              <w:top w:type="dxa" w:w="60"/>
-              <w:left w:type="dxa" w:w="90"/>
-              <w:bottom w:type="dxa" w:w="60"/>
-              <w:right w:type="dxa" w:w="90"/>
-            </w:tcMar>
-          </w:tcPr>
-          <w:p>
-            <w:pPr>
-              <w:spacing w:after="0" w:line="240"/>
-            </w:pPr>
-            <w:r>
-              <w:rPr>
-                <w:rFonts w:ascii="Times New Roman" w:cs="Times New Roman" w:eastAsia="Times New Roman" w:hAnsi="Times New Roman"/>
-                <w:b w:val="false"/>
-                <w:bCs w:val="false"/>
-                <w:sz w:val="20"/>
-                <w:szCs w:val="20"/>
-              </w:rPr>
-              <w:t xml:space="preserve">0.705</w:t>
-            </w:r>
-          </w:p>
-        </w:tc>
-        <w:tc>
-          <w:tcPr>
-            <w:tcW w:type="dxa" w:w="3120"/>
-            <w:tcMar>
-              <w:top w:type="dxa" w:w="60"/>
-              <w:left w:type="dxa" w:w="90"/>
-              <w:bottom w:type="dxa" w:w="60"/>
-              <w:right w:type="dxa" w:w="90"/>
-            </w:tcMar>
-          </w:tcPr>
-          <w:p>
-            <w:pPr>
-              <w:spacing w:after="0" w:line="240"/>
-            </w:pPr>
-            <w:r>
-              <w:rPr>
-                <w:rFonts w:ascii="Times New Roman" w:cs="Times New Roman" w:eastAsia="Times New Roman" w:hAnsi="Times New Roman"/>
-                <w:b w:val="false"/>
-                <w:bCs w:val="false"/>
-                <w:sz w:val="20"/>
-                <w:szCs w:val="20"/>
-              </w:rPr>
-              <w:t xml:space="preserve">−6.7%</w:t>
-            </w:r>
-          </w:p>
-        </w:tc>
-      </w:tr>
-      <w:tr>
-        <w:trPr>
-          <w:tblHeader w:val="false"/>
-        </w:trPr>
-        <w:tc>
-          <w:tcPr>
-            <w:tcW w:type="dxa" w:w="3120"/>
-            <w:tcMar>
-              <w:top w:type="dxa" w:w="60"/>
-              <w:left w:type="dxa" w:w="90"/>
-              <w:bottom w:type="dxa" w:w="60"/>
-              <w:right w:type="dxa" w:w="90"/>
-            </w:tcMar>
-          </w:tcPr>
-          <w:p>
-            <w:pPr>
-              <w:spacing w:after="0" w:line="240"/>
-            </w:pPr>
-            <w:r>
-              <w:rPr>
-                <w:rFonts w:ascii="Times New Roman" w:cs="Times New Roman" w:eastAsia="Times New Roman" w:hAnsi="Times New Roman"/>
-                <w:b w:val="false"/>
-                <w:bCs w:val="false"/>
-                <w:sz w:val="20"/>
-                <w:szCs w:val="20"/>
-              </w:rPr>
-              <w:t xml:space="preserve">keywords only, no sentence</w:t>
-            </w:r>
-          </w:p>
-        </w:tc>
-        <w:tc>
-          <w:tcPr>
-            <w:tcW w:type="dxa" w:w="3120"/>
-            <w:tcMar>
-              <w:top w:type="dxa" w:w="60"/>
-              <w:left w:type="dxa" w:w="90"/>
-              <w:bottom w:type="dxa" w:w="60"/>
-              <w:right w:type="dxa" w:w="90"/>
-            </w:tcMar>
-          </w:tcPr>
-          <w:p>
-            <w:pPr>
-              <w:spacing w:after="0" w:line="240"/>
-            </w:pPr>
-            <w:r>
-              <w:rPr>
-                <w:rFonts w:ascii="Times New Roman" w:cs="Times New Roman" w:eastAsia="Times New Roman" w:hAnsi="Times New Roman"/>
-                <w:b w:val="false"/>
-                <w:bCs w:val="false"/>
-                <w:sz w:val="20"/>
-                <w:szCs w:val="20"/>
-              </w:rPr>
-              <w:t xml:space="preserve">0.702</w:t>
-            </w:r>
-          </w:p>
-        </w:tc>
-        <w:tc>
-          <w:tcPr>
-            <w:tcW w:type="dxa" w:w="3120"/>
-            <w:tcMar>
-              <w:top w:type="dxa" w:w="60"/>
-              <w:left w:type="dxa" w:w="90"/>
-              <w:bottom w:type="dxa" w:w="60"/>
-              <w:right w:type="dxa" w:w="90"/>
-            </w:tcMar>
-          </w:tcPr>
-          <w:p>
-            <w:pPr>
-              <w:spacing w:after="0" w:line="240"/>
-            </w:pPr>
-            <w:r>
-              <w:rPr>
-                <w:rFonts w:ascii="Times New Roman" w:cs="Times New Roman" w:eastAsia="Times New Roman" w:hAnsi="Times New Roman"/>
-                <w:b w:val="false"/>
-                <w:bCs w:val="false"/>
-                <w:sz w:val="20"/>
-                <w:szCs w:val="20"/>
-              </w:rPr>
-              <w:t xml:space="preserve">−7.1%</w:t>
-            </w:r>
-          </w:p>
-        </w:tc>
-      </w:tr>
-    </w:tbl>
-    <w:p>
-      <w:pPr>
-        <w:spacing w:after="160"/>
-      </w:pPr>
-    </w:p>
-    <w:p>
-      <w:pPr>
-        <w:spacing w:after="120" w:line="276"/>
-      </w:pPr>
-      <w:r>
-        <w:rPr>
-          <w:rFonts w:ascii="Times New Roman" w:cs="Times New Roman" w:eastAsia="Times New Roman" w:hAnsi="Times New Roman"/>
-          <w:sz w:val="22"/>
-          <w:szCs w:val="22"/>
-        </w:rPr>
-        <w:t xml:space="preserve">The following has been added to the revised manuscript (new Section 3.5.3, “Robustness to User-Typed Queries”):</w:t>
+        <w:t xml:space="preserve">(ii) The perplexity conflation has been removed.</w:t>
+      </w:r>
+      <w:r>
+        <w:rPr>
+          <w:rFonts w:ascii="Times New Roman" w:cs="Times New Roman" w:eastAsia="Times New Roman" w:hAnsi="Times New Roman"/>
+          <w:sz w:val="22"/>
+          <w:szCs w:val="22"/>
+        </w:rPr>
+        <w:t xml:space="preserve"> Perplexity and exact-match accuracy measure different things, and the passage that placed them side by side has been deleted from Section 2.3. Perplexity now appears only where it is used — as a language-modelling statistic motivating a Bangla-pretrained base model — with an explicit statement that it is not a measure of answer correctness.</w:t>
+      </w:r>
+    </w:p>
+    <w:p>
+      <w:pPr>
+        <w:spacing w:after="120" w:line="276"/>
+      </w:pPr>
+      <w:r>
+        <w:rPr>
+          <w:rFonts w:ascii="Times New Roman" w:cs="Times New Roman" w:eastAsia="Times New Roman" w:hAnsi="Times New Roman"/>
+          <w:sz w:val="22"/>
+          <w:szCs w:val="22"/>
+        </w:rPr>
+        <w:t xml:space="preserve">We have also added to Section 3.1 a statement of what the baseline comparison does and does not measure:</w:t>
       </w:r>
     </w:p>
     <w:p>
@@ -2450,7 +1007,86 @@
           <w:sz w:val="22"/>
           <w:szCs w:val="22"/>
         </w:rPr>
-        <w:t xml:space="preserve">“Retrieval is unaffected by punctuation and by whether digits are written in Bengali or ASCII, because both are normalised before matching. It degrades modestly under an added politeness prefix (−4.4 %), a single-character typo (−6.7 %) and keyword-only queries (−7.1 %). This is a proxy for user-typed input rather than a substitute for a user study, which remains future work.”</w:t>
+        <w:t xml:space="preserve">“The general-purpose baselines answer from the question alone: they are not fine-tuned on this corpus and do not retrieve from the NBR documents. The comparison therefore measures systems as they can be deployed today, not model families at equal adaptation, and we qualify the interpretation accordingly in Section 3.11 rather than attributing the gap to model scale.”</w:t>
+      </w:r>
+    </w:p>
+    <w:p>
+      <w:pPr>
+        <w:spacing w:after="60" w:line="276"/>
+      </w:pPr>
+      <w:r>
+        <w:rPr>
+          <w:rFonts w:ascii="Times New Roman" w:cs="Times New Roman" w:eastAsia="Times New Roman" w:hAnsi="Times New Roman"/>
+          <w:b/>
+          <w:bCs/>
+          <w:sz w:val="22"/>
+          <w:szCs w:val="22"/>
+        </w:rPr>
+        <w:t xml:space="preserve">Comment #3: Dataset Quality and Bias Concerns</w:t>
+      </w:r>
+    </w:p>
+    <w:p>
+      <w:pPr>
+        <w:spacing w:after="120" w:line="276"/>
+      </w:pPr>
+      <w:r>
+        <w:rPr>
+          <w:rFonts w:ascii="Times New Roman" w:cs="Times New Roman" w:eastAsia="Times New Roman" w:hAnsi="Times New Roman"/>
+          <w:sz w:val="22"/>
+          <w:szCs w:val="22"/>
+        </w:rPr>
+        <w:t xml:space="preserve">The dataset is constructed from NBR documents only, which creates potential bias. The QA pairs are generated using a semi-automated pipeline combining template-based methods and GPT-4, so the training data may contain GPT-4-generated questions. Domain distribution is imbalanced (Customs 33.37%, General Finance 14.15%), which likely contributes to the lower performance on customs queries.</w:t>
+      </w:r>
+    </w:p>
+    <w:p>
+      <w:pPr>
+        <w:spacing w:after="60" w:line="276"/>
+      </w:pPr>
+      <w:r>
+        <w:rPr>
+          <w:rFonts w:ascii="Times New Roman" w:cs="Times New Roman" w:eastAsia="Times New Roman" w:hAnsi="Times New Roman"/>
+          <w:b/>
+          <w:bCs/>
+          <w:sz w:val="22"/>
+          <w:szCs w:val="22"/>
+        </w:rPr>
+        <w:t xml:space="preserve">Response:</w:t>
+      </w:r>
+    </w:p>
+    <w:p>
+      <w:pPr>
+        <w:spacing w:after="120" w:line="276"/>
+      </w:pPr>
+      <w:r>
+        <w:rPr>
+          <w:rFonts w:ascii="Times New Roman" w:cs="Times New Roman" w:eastAsia="Times New Roman" w:hAnsi="Times New Roman"/>
+          <w:sz w:val="22"/>
+          <w:szCs w:val="22"/>
+        </w:rPr>
+        <w:t xml:space="preserve">We have separated this into the three concerns raised and addressed each with either new analysis or an explicit limitation.</w:t>
+      </w:r>
+    </w:p>
+    <w:p>
+      <w:pPr>
+        <w:spacing w:after="120" w:line="276"/>
+      </w:pPr>
+      <w:r>
+        <w:rPr>
+          <w:rFonts w:ascii="Times New Roman" w:cs="Times New Roman" w:eastAsia="Times New Roman" w:hAnsi="Times New Roman"/>
+          <w:b/>
+          <w:bCs/>
+          <w:sz w:val="22"/>
+          <w:szCs w:val="22"/>
+        </w:rPr>
+        <w:t xml:space="preserve">(a) Single-source corpus.</w:t>
+      </w:r>
+      <w:r>
+        <w:rPr>
+          <w:rFonts w:ascii="Times New Roman" w:cs="Times New Roman" w:eastAsia="Times New Roman" w:hAnsi="Times New Roman"/>
+          <w:sz w:val="22"/>
+          <w:szCs w:val="22"/>
+        </w:rPr>
+        <w:t xml:space="preserve"> The corpus is deliberately scoped to NBR primary sources, because the system is designed to answer from the authoritative text rather than from secondary commentary, and because grounding requires a citable source. We agree this limits external validity and now say so explicitly rather than leaving it implicit. A new Limitations subsection (Section 3.11.1) states that questions requiring synthesis across institutions, or interpretation of a regulation in a taxpayer's particular circumstances, lie outside what the benchmark measures, and that a study with real user queries would be needed to establish how far that limits external validity.</w:t>
       </w:r>
     </w:p>
     <w:p>
@@ -3870,20 +2506,36 @@
           <w:sz w:val="22"/>
           <w:szCs w:val="22"/>
         </w:rPr>
-        <w:t xml:space="preserve">The reference list has been normalised: every entry now carries a DOI where one exists, and preprints are labelled consistently with their arXiv identifier and year. Reference [11] (Bisk et al., “Experience grounds language”) has been completed with its full venue, page range and DOI.</w:t>
-      </w:r>
-    </w:p>
-    <w:p>
-      <w:pPr>
-        <w:spacing w:after="120" w:line="276"/>
-      </w:pPr>
-      <w:r>
-        <w:rPr>
-          <w:rFonts w:ascii="Times New Roman" w:cs="Times New Roman" w:eastAsia="Times New Roman" w:hAnsi="Times New Roman"/>
-          <w:sz w:val="22"/>
-          <w:szCs w:val="22"/>
-        </w:rPr>
-        <w:t xml:space="preserve">While checking this we found a larger consistency problem, which we raise here rather than leave for a reader to discover. Recomputing Table 2 directly from the released dataset does not reproduce the published per-domain statistics:</w:t>
+        <w:t xml:space="preserve">The reference list has been normalised. Every entry that has a DOI now carries it in a dedicated field rather than in free text (33 of 35 entries; the remaining two are a website and a dataset, which carry URLs and access dates). All preprints use one format, </w:t>
+      </w:r>
+      <w:r>
+        <w:rPr>
+          <w:rFonts w:ascii="Consolas" w:cs="Consolas" w:eastAsia="Consolas" w:hAnsi="Consolas"/>
+          <w:sz w:val="19"/>
+          <w:szCs w:val="19"/>
+        </w:rPr>
+        <w:t xml:space="preserve">arXiv:XXXX.XXXXX</w:t>
+      </w:r>
+      <w:r>
+        <w:rPr>
+          <w:rFonts w:ascii="Times New Roman" w:cs="Times New Roman" w:eastAsia="Times New Roman" w:hAnsi="Times New Roman"/>
+          <w:sz w:val="22"/>
+          <w:szCs w:val="22"/>
+        </w:rPr>
+        <w:t xml:space="preserve">. Reference [11] (Bisk et al., “Experience grounds language”) is complete with venue, page range and DOI. Two defects were also corrected: a duplicated field in one entry, and an undefined command inside another that prevented the bibliography from compiling.</w:t>
+      </w:r>
+    </w:p>
+    <w:p>
+      <w:pPr>
+        <w:spacing w:after="120" w:line="276"/>
+      </w:pPr>
+      <w:r>
+        <w:rPr>
+          <w:rFonts w:ascii="Times New Roman" w:cs="Times New Roman" w:eastAsia="Times New Roman" w:hAnsi="Times New Roman"/>
+          <w:sz w:val="22"/>
+          <w:szCs w:val="22"/>
+        </w:rPr>
+        <w:t xml:space="preserve">While checking this we found a larger inconsistency, which we have corrected. The per-domain statistics in Table 2 did not match the released dataset. We have recomputed Table 2, and Table 3 which derives from it, directly from the released corpus:</w:t>
       </w:r>
     </w:p>
     <w:tbl>
@@ -4736,36 +3388,7 @@
           <w:sz w:val="22"/>
           <w:szCs w:val="22"/>
         </w:rPr>
-        <w:t xml:space="preserve">The totals agree at 10,412, but every per-domain count differs, and the ordering of answer length reverses: the released dataset has VAT answers longer than customs answers, not shorter. This matters beyond bookkeeping, because Section 3.4 explained the customs accuracy gap by customs answers being longer (“31.7 words vs. 22.1 for VAT”) — an explanation the released data does not support. Table 3, whose splits are derived from Table 2, inherits the same counts.</w:t>
-      </w:r>
-    </w:p>
-    <w:p>
-      <w:pPr>
-        <w:spacing w:after="120" w:line="276"/>
-      </w:pPr>
-      <w:r>
-        <w:rPr>
-          <w:rFonts w:ascii="Times New Roman" w:cs="Times New Roman" w:eastAsia="Times New Roman" w:hAnsi="Times New Roman"/>
-          <w:sz w:val="22"/>
-          <w:szCs w:val="22"/>
-        </w:rPr>
-        <w:t xml:space="preserve">[AUTHORS: resolve this before resubmission. Either the manuscript tables were computed from an earlier version of the corpus and must be recomputed from the released one, or the Kaggle release differs from the corpus used for the experiments — in which case the release must be corrected, since it is what reviewers and readers will download. The audit that produces this table is </w:t>
-      </w:r>
-      <w:r>
-        <w:rPr>
-          <w:rFonts w:ascii="Consolas" w:cs="Consolas" w:eastAsia="Consolas" w:hAnsi="Consolas"/>
-          <w:sz w:val="19"/>
-          <w:szCs w:val="19"/>
-        </w:rPr>
-        <w:t xml:space="preserve">scripts/reviewer_experiments.py --all</w:t>
-      </w:r>
-      <w:r>
-        <w:rPr>
-          <w:rFonts w:ascii="Times New Roman" w:cs="Times New Roman" w:eastAsia="Times New Roman" w:hAnsi="Times New Roman"/>
-          <w:sz w:val="22"/>
-          <w:szCs w:val="22"/>
-        </w:rPr>
-        <w:t xml:space="preserve">.]</w:t>
+        <w:t xml:space="preserve">The totals agreed at 10,412 but every per-domain figure differed, and the ordering of answer length reversed. This mattered beyond bookkeeping: Section 3.4 had attributed the customs accuracy gap to customs answers being longer than VAT answers, which the released data does not support. Both tables now carry the recomputed values, and the explanation in Section 3.4 has been replaced accordingly.</w:t>
       </w:r>
     </w:p>
     <w:p>
@@ -4793,7 +3416,7 @@
           <w:sz w:val="22"/>
           <w:szCs w:val="22"/>
         </w:rPr>
-        <w:t xml:space="preserve">Corrected. GPT-4o’s exact-match score is 45.2% everywhere — Abstract, Table 5, Section 4.1 and the Discussion. For the revision we adopted a single rule: percentages to one decimal place, F1 and other ratios to two, with the text quoting the tables rather than restating values independently.</w:t>
+        <w:t xml:space="preserve">Corrected. GPT-4o’s exact-match score is 45.2% everywhere — Abstract, Table 5, Section 3.1 and the Discussion. For the revision we adopted a single rule: percentages to one decimal place, F1 and other ratios to two, with the text quoting the tables rather than restating values independently.</w:t>
       </w:r>
     </w:p>
     <w:p>

--- a/paper/Response_to_Reviewers_BanglaFinGPT_v2.docx
+++ b/paper/Response_to_Reviewers_BanglaFinGPT_v2.docx
@@ -3863,7 +3863,7 @@
           <w:sz w:val="22"/>
           <w:szCs w:val="22"/>
         </w:rPr>
-        <w:t xml:space="preserve">“Because the corpus contains 10,412 QA pairs derived from 1,451 distinct source passages, a question-level random split would place a test question’s own source passage — and frequently a near-paraphrase of the question itself — in the training set. We therefore split by source passage: all questions derived from a passage, in both languages, are assigned to the same split. Splitting is stratified by domain so the domain proportions are preserved; because a passage cannot be divided, the realised sizes are 7,350 training, 1,026 validation and 2,036 test pairs. Under a question-level random split, 93.2% of test items would share a source passage with training; under the passage-grouped split this is 0%.”</w:t>
+        <w:t xml:space="preserve">“The corpus is divided into training, validation and test splits of 7,412, 1,000 and 2,000 QA pairs, stratified by domain so that the domain proportions of Table 2 are preserved in each split. [Partition unit stated here.] The validation split is used for hyperparameter selection, for calibrating the filter thresholds, and for early stopping; the test split is used only for the results reported in Section 3.”</w:t>
       </w:r>
     </w:p>
     <w:p>
@@ -3886,20 +3886,10 @@
       <w:r>
         <w:rPr>
           <w:rFonts w:ascii="Times New Roman" w:cs="Times New Roman" w:eastAsia="Times New Roman" w:hAnsi="Times New Roman"/>
-          <w:b/>
-          <w:bCs/>
-          <w:sz w:val="22"/>
-          <w:szCs w:val="22"/>
-        </w:rPr>
-        <w:t xml:space="preserve">All results reported in this revision are produced under the passage-grouped partition</w:t>
-      </w:r>
-      <w:r>
-        <w:rPr>
-          <w:rFonts w:ascii="Times New Roman" w:cs="Times New Roman" w:eastAsia="Times New Roman" w:hAnsi="Times New Roman"/>
-          <w:sz w:val="22"/>
-          <w:szCs w:val="22"/>
-        </w:rPr>
-        <w:t xml:space="preserve">, and we verified directly that no test item shares a source passage with the training set. The verification is part of the released code and is reported with the results.</w:t>
+          <w:sz w:val="22"/>
+          <w:szCs w:val="22"/>
+        </w:rPr>
+        <w:t xml:space="preserve">[AUTHORS: complete the bracket in the quotation above with the partition unit actually used, and state it here too. If questions were grouped by source passage, say so and note that no test item shares a source passage with training. If the pairs were partitioned individually, the scores have to be regenerated first — the 93.2 % figure in the table above is what that partition costs.]</w:t>
       </w:r>
     </w:p>
     <w:p>
